--- a/report/Nhóm10_Tuần1_11.docx
+++ b/report/Nhóm10_Tuần1_11.docx
@@ -186,12 +186,12 @@
                 <wp:inline distB="114300" distT="114300" distL="114300" distR="114300">
                   <wp:extent cx="1886201" cy="1886201"/>
                   <wp:effectExtent b="0" l="0" r="0" t="0"/>
-                  <wp:docPr descr="z5930078470918_c7941b9199008c83744cd10868c3b449" id="5" name="image4.gif"/>
+                  <wp:docPr descr="z5930078470918_c7941b9199008c83744cd10868c3b449" id="5" name="image5.gif"/>
                   <a:graphic>
                     <a:graphicData uri="http://schemas.openxmlformats.org/drawingml/2006/picture">
                       <pic:pic>
                         <pic:nvPicPr>
-                          <pic:cNvPr descr="z5930078470918_c7941b9199008c83744cd10868c3b449" id="0" name="image4.gif"/>
+                          <pic:cNvPr descr="z5930078470918_c7941b9199008c83744cd10868c3b449" id="0" name="image5.gif"/>
                           <pic:cNvPicPr preferRelativeResize="0"/>
                         </pic:nvPicPr>
                         <pic:blipFill>
@@ -1878,7 +1878,7 @@
     </w:p>
     <w:sdt>
       <w:sdtPr>
-        <w:id w:val="-893189814"/>
+        <w:id w:val="1201285482"/>
         <w:docPartObj>
           <w:docPartGallery w:val="Table of Contents"/>
           <w:docPartUnique w:val="1"/>
@@ -2608,7 +2608,7 @@
       <w:pPr>
         <w:numPr>
           <w:ilvl w:val="0"/>
-          <w:numId w:val="9"/>
+          <w:numId w:val="8"/>
         </w:numPr>
         <w:spacing w:after="120" w:line="312" w:lineRule="auto"/>
         <w:ind w:left="720" w:hanging="360"/>
@@ -2626,379 +2626,6 @@
           <w:rtl w:val="0"/>
         </w:rPr>
         <w:t xml:space="preserve">Dữ liệu văn bản (Textual Data): tiêu đề bài báo, nội dung bài báo.</w:t>
-      </w:r>
-    </w:p>
-    <w:p>
-      <w:pPr>
-        <w:numPr>
-          <w:ilvl w:val="0"/>
-          <w:numId w:val="9"/>
-        </w:numPr>
-        <w:spacing w:after="120" w:line="312" w:lineRule="auto"/>
-        <w:ind w:left="720" w:hanging="360"/>
-        <w:rPr>
-          <w:rFonts w:ascii="Times New Roman" w:cs="Times New Roman" w:eastAsia="Times New Roman" w:hAnsi="Times New Roman"/>
-          <w:sz w:val="24"/>
-          <w:szCs w:val="24"/>
-        </w:rPr>
-      </w:pPr>
-      <w:r>
-        <w:rPr>
-          <w:rFonts w:ascii="Times New Roman" w:cs="Times New Roman" w:eastAsia="Times New Roman" w:hAnsi="Times New Roman"/>
-          <w:sz w:val="24"/>
-          <w:szCs w:val="24"/>
-          <w:rtl w:val="0"/>
-        </w:rPr>
-        <w:t xml:space="preserve">Định dạng kỹ thuật: </w:t>
-      </w:r>
-      <w:r>
-        <w:rPr>
-          <w:rFonts w:ascii="Times New Roman" w:cs="Times New Roman" w:eastAsia="Times New Roman" w:hAnsi="Times New Roman"/>
-          <w:sz w:val="24"/>
-          <w:szCs w:val="24"/>
-          <w:rtl w:val="0"/>
-        </w:rPr>
-        <w:t xml:space="preserve">Sau bước tiền xử lý, dữ liệu văn bản sẽ được chuyển đổi thành các vector số (ví dụ:TF-IDF) để máy tính có thể hiểu được. </w:t>
-      </w:r>
-    </w:p>
-    <w:p>
-      <w:pPr>
-        <w:spacing w:after="120" w:line="312" w:lineRule="auto"/>
-        <w:ind w:left="0" w:firstLine="0"/>
-        <w:rPr>
-          <w:rFonts w:ascii="Times New Roman" w:cs="Times New Roman" w:eastAsia="Times New Roman" w:hAnsi="Times New Roman"/>
-          <w:sz w:val="24"/>
-          <w:szCs w:val="24"/>
-        </w:rPr>
-      </w:pPr>
-      <w:r>
-        <w:rPr>
-          <w:rFonts w:ascii="Times New Roman" w:cs="Times New Roman" w:eastAsia="Times New Roman" w:hAnsi="Times New Roman"/>
-          <w:sz w:val="24"/>
-          <w:szCs w:val="24"/>
-          <w:rtl w:val="0"/>
-        </w:rPr>
-        <w:t xml:space="preserve">Đầu ra là kết quả dự đoán sau khi mô hình xử lý đầu vào:</w:t>
-      </w:r>
-    </w:p>
-    <w:p>
-      <w:pPr>
-        <w:numPr>
-          <w:ilvl w:val="0"/>
-          <w:numId w:val="5"/>
-        </w:numPr>
-        <w:spacing w:after="120" w:line="312" w:lineRule="auto"/>
-        <w:ind w:left="720" w:hanging="360"/>
-        <w:rPr>
-          <w:rFonts w:ascii="Times New Roman" w:cs="Times New Roman" w:eastAsia="Times New Roman" w:hAnsi="Times New Roman"/>
-          <w:sz w:val="24"/>
-          <w:szCs w:val="24"/>
-        </w:rPr>
-      </w:pPr>
-      <w:r>
-        <w:rPr>
-          <w:rFonts w:ascii="Times New Roman" w:cs="Times New Roman" w:eastAsia="Times New Roman" w:hAnsi="Times New Roman"/>
-          <w:sz w:val="24"/>
-          <w:szCs w:val="24"/>
-          <w:rtl w:val="0"/>
-        </w:rPr>
-        <w:t xml:space="preserve">Phân loại nhị phân (Binary Classification): Kết quả trả về thường là một trong hai nhãn: 0 (Tin thật/Real) hoặc 1 (Tin giả/Fake). </w:t>
-      </w:r>
-    </w:p>
-    <w:p>
-      <w:pPr>
-        <w:numPr>
-          <w:ilvl w:val="0"/>
-          <w:numId w:val="5"/>
-        </w:numPr>
-        <w:spacing w:after="120" w:line="312" w:lineRule="auto"/>
-        <w:ind w:left="720" w:hanging="360"/>
-        <w:rPr>
-          <w:rFonts w:ascii="Times New Roman" w:cs="Times New Roman" w:eastAsia="Times New Roman" w:hAnsi="Times New Roman"/>
-          <w:sz w:val="24"/>
-          <w:szCs w:val="24"/>
-          <w:u w:val="none"/>
-        </w:rPr>
-      </w:pPr>
-      <w:r>
-        <w:rPr>
-          <w:rFonts w:ascii="Times New Roman" w:cs="Times New Roman" w:eastAsia="Times New Roman" w:hAnsi="Times New Roman"/>
-          <w:sz w:val="24"/>
-          <w:szCs w:val="24"/>
-          <w:rtl w:val="0"/>
-        </w:rPr>
-        <w:t xml:space="preserve">Xác suất (Probability): Một số mô hình sẽ trả về con số từ 0 đến 1 (ví dụ: 0.85), thể hiện mức độ tự tin của mô hình rằng đây là tin giả (85% là tin giả). </w:t>
-      </w:r>
-    </w:p>
-    <w:p>
-      <w:pPr>
-        <w:pStyle w:val="Heading2"/>
-        <w:spacing w:after="120" w:line="312" w:lineRule="auto"/>
-        <w:rPr/>
-      </w:pPr>
-      <w:bookmarkStart w:colFirst="0" w:colLast="0" w:name="_i42kkipfsu44" w:id="4"/>
-      <w:bookmarkEnd w:id="4"/>
-      <w:r>
-        <w:rPr>
-          <w:rtl w:val="0"/>
-        </w:rPr>
-        <w:t xml:space="preserve">1.3. Ứng dụng thực tế: </w:t>
-      </w:r>
-    </w:p>
-    <w:p>
-      <w:pPr>
-        <w:spacing w:after="120" w:line="312" w:lineRule="auto"/>
-        <w:rPr>
-          <w:rFonts w:ascii="Times New Roman" w:cs="Times New Roman" w:eastAsia="Times New Roman" w:hAnsi="Times New Roman"/>
-          <w:sz w:val="24"/>
-          <w:szCs w:val="24"/>
-        </w:rPr>
-      </w:pPr>
-      <w:r>
-        <w:rPr>
-          <w:rFonts w:ascii="Times New Roman" w:cs="Times New Roman" w:eastAsia="Times New Roman" w:hAnsi="Times New Roman"/>
-          <w:sz w:val="24"/>
-          <w:szCs w:val="24"/>
-          <w:rtl w:val="0"/>
-        </w:rPr>
-        <w:t xml:space="preserve">- </w:t>
-      </w:r>
-      <w:r>
-        <w:rPr>
-          <w:rFonts w:ascii="Times New Roman" w:cs="Times New Roman" w:eastAsia="Times New Roman" w:hAnsi="Times New Roman"/>
-          <w:sz w:val="24"/>
-          <w:szCs w:val="24"/>
-          <w:rtl w:val="0"/>
-        </w:rPr>
-        <w:t xml:space="preserve">Tích hợp vào mạng xã hội (Facebook, X/Twitter, TikTok): ngăn chặn việc lan truyền các bài viết có dấu hiệu sai lệch. </w:t>
-      </w:r>
-    </w:p>
-    <w:p>
-      <w:pPr>
-        <w:spacing w:after="120" w:line="312" w:lineRule="auto"/>
-        <w:rPr>
-          <w:rFonts w:ascii="Times New Roman" w:cs="Times New Roman" w:eastAsia="Times New Roman" w:hAnsi="Times New Roman"/>
-          <w:sz w:val="24"/>
-          <w:szCs w:val="24"/>
-        </w:rPr>
-      </w:pPr>
-      <w:r>
-        <w:rPr>
-          <w:rFonts w:ascii="Times New Roman" w:cs="Times New Roman" w:eastAsia="Times New Roman" w:hAnsi="Times New Roman"/>
-          <w:sz w:val="24"/>
-          <w:szCs w:val="24"/>
-          <w:rtl w:val="0"/>
-        </w:rPr>
-        <w:t xml:space="preserve">- Hỗ trợ công tác báo chí và biên tập: giúp họ xác minh tính xác thực của nguồn tin từ cộng tác viên, các trang tin nước ngoài trong thời gian thực. </w:t>
-      </w:r>
-    </w:p>
-    <w:p>
-      <w:pPr>
-        <w:spacing w:after="120" w:line="312" w:lineRule="auto"/>
-        <w:rPr>
-          <w:rFonts w:ascii="Times New Roman" w:cs="Times New Roman" w:eastAsia="Times New Roman" w:hAnsi="Times New Roman"/>
-          <w:sz w:val="24"/>
-          <w:szCs w:val="24"/>
-        </w:rPr>
-      </w:pPr>
-      <w:r>
-        <w:rPr>
-          <w:rFonts w:ascii="Times New Roman" w:cs="Times New Roman" w:eastAsia="Times New Roman" w:hAnsi="Times New Roman"/>
-          <w:sz w:val="24"/>
-          <w:szCs w:val="24"/>
-          <w:rtl w:val="0"/>
-        </w:rPr>
-        <w:t xml:space="preserve">- Hỗ trợ các tổ chức chính phủ và an ninh mạng theo dõi và ngăn chặn tin giả.</w:t>
-      </w:r>
-    </w:p>
-    <w:p>
-      <w:pPr>
-        <w:spacing w:after="120" w:line="312" w:lineRule="auto"/>
-        <w:rPr>
-          <w:rFonts w:ascii="Times New Roman" w:cs="Times New Roman" w:eastAsia="Times New Roman" w:hAnsi="Times New Roman"/>
-          <w:sz w:val="24"/>
-          <w:szCs w:val="24"/>
-        </w:rPr>
-      </w:pPr>
-      <w:r>
-        <w:rPr>
-          <w:rFonts w:ascii="Times New Roman" w:cs="Times New Roman" w:eastAsia="Times New Roman" w:hAnsi="Times New Roman"/>
-          <w:sz w:val="24"/>
-          <w:szCs w:val="24"/>
-          <w:rtl w:val="0"/>
-        </w:rPr>
-        <w:t xml:space="preserve">- Lọc nội dung quảng cáo và thương mại: ngăn chặn các loại tin giả mang tính chất "treo đầu dê bán thịt chó" hoặc lừa đảo tài chính vốn thường núp bóng các bài báo gây sốc. </w:t>
-      </w:r>
-    </w:p>
-    <w:p>
-      <w:pPr>
-        <w:pStyle w:val="Heading2"/>
-        <w:spacing w:after="120" w:line="312" w:lineRule="auto"/>
-        <w:rPr/>
-      </w:pPr>
-      <w:bookmarkStart w:colFirst="0" w:colLast="0" w:name="_b9hvmp2qppcc" w:id="5"/>
-      <w:bookmarkEnd w:id="5"/>
-      <w:r>
-        <w:rPr>
-          <w:rtl w:val="0"/>
-        </w:rPr>
-        <w:t xml:space="preserve">1.4. Những thách thức chính: </w:t>
-      </w:r>
-    </w:p>
-    <w:p>
-      <w:pPr>
-        <w:spacing w:after="120" w:line="312" w:lineRule="auto"/>
-        <w:rPr>
-          <w:rFonts w:ascii="Times New Roman" w:cs="Times New Roman" w:eastAsia="Times New Roman" w:hAnsi="Times New Roman"/>
-          <w:sz w:val="24"/>
-          <w:szCs w:val="24"/>
-        </w:rPr>
-      </w:pPr>
-      <w:r>
-        <w:rPr>
-          <w:rFonts w:ascii="Times New Roman" w:cs="Times New Roman" w:eastAsia="Times New Roman" w:hAnsi="Times New Roman"/>
-          <w:sz w:val="24"/>
-          <w:szCs w:val="24"/>
-          <w:rtl w:val="0"/>
-        </w:rPr>
-        <w:t xml:space="preserve">- </w:t>
-      </w:r>
-      <w:r>
-        <w:rPr>
-          <w:rFonts w:ascii="Times New Roman" w:cs="Times New Roman" w:eastAsia="Times New Roman" w:hAnsi="Times New Roman"/>
-          <w:sz w:val="24"/>
-          <w:szCs w:val="24"/>
-          <w:rtl w:val="0"/>
-        </w:rPr>
-        <w:t xml:space="preserve">Sự khan hiếm dữ liệu chuẩn:</w:t>
-      </w:r>
-      <w:r>
-        <w:rPr>
-          <w:rFonts w:ascii="Times New Roman" w:cs="Times New Roman" w:eastAsia="Times New Roman" w:hAnsi="Times New Roman"/>
-          <w:sz w:val="24"/>
-          <w:szCs w:val="24"/>
-          <w:rtl w:val="0"/>
-        </w:rPr>
-        <w:t xml:space="preserve"> tin giả luôn thay đổi theo dòng sự kiện thời gian thực, khiến các bộ dữ liệu cũ có thể sẽ không còn hiệu quả với các loại tin giả mới phát sinh. </w:t>
-      </w:r>
-    </w:p>
-    <w:p>
-      <w:pPr>
-        <w:spacing w:after="120" w:line="312" w:lineRule="auto"/>
-        <w:rPr>
-          <w:rFonts w:ascii="Times New Roman" w:cs="Times New Roman" w:eastAsia="Times New Roman" w:hAnsi="Times New Roman"/>
-          <w:sz w:val="24"/>
-          <w:szCs w:val="24"/>
-        </w:rPr>
-      </w:pPr>
-      <w:r>
-        <w:rPr>
-          <w:rFonts w:ascii="Times New Roman" w:cs="Times New Roman" w:eastAsia="Times New Roman" w:hAnsi="Times New Roman"/>
-          <w:sz w:val="24"/>
-          <w:szCs w:val="24"/>
-          <w:rtl w:val="0"/>
-        </w:rPr>
-        <w:t xml:space="preserve">- Định kiến của bộ dữ liệu: nếu bộ dữ liệu huấn luyện có định kiến (ví dụ: chứa quá nhiều tin tiêu cực về một nhóm đối tượng nhất định), mô hình học máy có thể bị "lệch" và tự động coi mọi tin tức về đối tượng đó là tin giả. </w:t>
-      </w:r>
-    </w:p>
-    <w:p>
-      <w:pPr>
-        <w:spacing w:after="120" w:line="312" w:lineRule="auto"/>
-        <w:rPr>
-          <w:rFonts w:ascii="Times New Roman" w:cs="Times New Roman" w:eastAsia="Times New Roman" w:hAnsi="Times New Roman"/>
-          <w:sz w:val="24"/>
-          <w:szCs w:val="24"/>
-        </w:rPr>
-      </w:pPr>
-      <w:r>
-        <w:rPr>
-          <w:rFonts w:ascii="Times New Roman" w:cs="Times New Roman" w:eastAsia="Times New Roman" w:hAnsi="Times New Roman"/>
-          <w:sz w:val="24"/>
-          <w:szCs w:val="24"/>
-          <w:rtl w:val="0"/>
-        </w:rPr>
-        <w:t xml:space="preserve">- Sự cân bằng giữa "Phát hiện" và "Tự do ngôn luận" : Một thách thức lớn trong ứng dụng thực tế là nguy cơ "Dương tính giả" (False Positive) – tức là mô hình gắn nhãn nhầm một ý kiến cá nhân hoặc một tin tức chính thống là tin giả. </w:t>
-      </w:r>
-    </w:p>
-    <w:p>
-      <w:pPr>
-        <w:spacing w:after="120" w:line="312" w:lineRule="auto"/>
-        <w:rPr>
-          <w:rFonts w:ascii="Times New Roman" w:cs="Times New Roman" w:eastAsia="Times New Roman" w:hAnsi="Times New Roman"/>
-          <w:sz w:val="24"/>
-          <w:szCs w:val="24"/>
-        </w:rPr>
-      </w:pPr>
-      <w:r>
-        <w:rPr>
-          <w:rFonts w:ascii="Times New Roman" w:cs="Times New Roman" w:eastAsia="Times New Roman" w:hAnsi="Times New Roman"/>
-          <w:sz w:val="24"/>
-          <w:szCs w:val="24"/>
-          <w:rtl w:val="0"/>
-        </w:rPr>
-        <w:t xml:space="preserve">- Nguy cơ rò rỉ dữ liệu (Data Leakage): các dấu hiệu thừa như tên nguồn tin (Reuters), ngày tháng hay chủ đề dễ khiến mô hình "học vẹt", dẫn đến kết quả chính xác ảo nhưng không có giá trị thực tế.</w:t>
-      </w:r>
-    </w:p>
-    <w:p>
-      <w:pPr>
-        <w:spacing w:after="120" w:line="312" w:lineRule="auto"/>
-        <w:rPr>
-          <w:rFonts w:ascii="Times New Roman" w:cs="Times New Roman" w:eastAsia="Times New Roman" w:hAnsi="Times New Roman"/>
-          <w:sz w:val="24"/>
-          <w:szCs w:val="24"/>
-        </w:rPr>
-      </w:pPr>
-      <w:r>
-        <w:rPr>
-          <w:rFonts w:ascii="Times New Roman" w:cs="Times New Roman" w:eastAsia="Times New Roman" w:hAnsi="Times New Roman"/>
-          <w:sz w:val="24"/>
-          <w:szCs w:val="24"/>
-          <w:rtl w:val="0"/>
-        </w:rPr>
-        <w:t xml:space="preserve">- Đặc thù ngôn ngữ mạng: Tin giả thường sử dụng từ viết tắt, tiếng địa phương và biểu tượng cảm xúc (icon) khiến việc trích xuất đặc trưng và hiểu đúng ngữ cảnh trở nên phức tạp . </w:t>
-      </w:r>
-    </w:p>
-    <w:p>
-      <w:pPr>
-        <w:pStyle w:val="Heading1"/>
-        <w:spacing w:after="120" w:line="312" w:lineRule="auto"/>
-        <w:rPr>
-          <w:sz w:val="28"/>
-          <w:szCs w:val="28"/>
-        </w:rPr>
-      </w:pPr>
-      <w:bookmarkStart w:colFirst="0" w:colLast="0" w:name="_nfwsp3ypm20l" w:id="6"/>
-      <w:bookmarkEnd w:id="6"/>
-      <w:r>
-        <w:rPr>
-          <w:sz w:val="28"/>
-          <w:szCs w:val="28"/>
-          <w:rtl w:val="0"/>
-        </w:rPr>
-        <w:t xml:space="preserve">2. Tổng quan về bộ dữ liệu </w:t>
-      </w:r>
-    </w:p>
-    <w:p>
-      <w:pPr>
-        <w:spacing w:after="160" w:line="278.00000000000006" w:lineRule="auto"/>
-        <w:rPr>
-          <w:sz w:val="24"/>
-          <w:szCs w:val="24"/>
-        </w:rPr>
-      </w:pPr>
-      <w:r>
-        <w:rPr>
-          <w:rFonts w:ascii="Times New Roman" w:cs="Times New Roman" w:eastAsia="Times New Roman" w:hAnsi="Times New Roman"/>
-          <w:sz w:val="24"/>
-          <w:szCs w:val="24"/>
-          <w:rtl w:val="0"/>
-        </w:rPr>
-        <w:t xml:space="preserve">Trong phạm vi đề tài này, nhóm sử dụng bộ dữ liệu tiếng Anh ISOT Fake News Dataset. </w:t>
-      </w:r>
-      <w:r>
-        <w:rPr>
-          <w:rtl w:val="0"/>
-        </w:rPr>
       </w:r>
     </w:p>
     <w:p>
@@ -3007,6 +2634,379 @@
           <w:ilvl w:val="0"/>
           <w:numId w:val="8"/>
         </w:numPr>
+        <w:spacing w:after="120" w:line="312" w:lineRule="auto"/>
+        <w:ind w:left="720" w:hanging="360"/>
+        <w:rPr>
+          <w:rFonts w:ascii="Times New Roman" w:cs="Times New Roman" w:eastAsia="Times New Roman" w:hAnsi="Times New Roman"/>
+          <w:sz w:val="24"/>
+          <w:szCs w:val="24"/>
+        </w:rPr>
+      </w:pPr>
+      <w:r>
+        <w:rPr>
+          <w:rFonts w:ascii="Times New Roman" w:cs="Times New Roman" w:eastAsia="Times New Roman" w:hAnsi="Times New Roman"/>
+          <w:sz w:val="24"/>
+          <w:szCs w:val="24"/>
+          <w:rtl w:val="0"/>
+        </w:rPr>
+        <w:t xml:space="preserve">Định dạng kỹ thuật: </w:t>
+      </w:r>
+      <w:r>
+        <w:rPr>
+          <w:rFonts w:ascii="Times New Roman" w:cs="Times New Roman" w:eastAsia="Times New Roman" w:hAnsi="Times New Roman"/>
+          <w:sz w:val="24"/>
+          <w:szCs w:val="24"/>
+          <w:rtl w:val="0"/>
+        </w:rPr>
+        <w:t xml:space="preserve">Sau bước tiền xử lý, dữ liệu văn bản sẽ được chuyển đổi thành các vector số (ví dụ:TF-IDF) để máy tính có thể hiểu được. </w:t>
+      </w:r>
+    </w:p>
+    <w:p>
+      <w:pPr>
+        <w:spacing w:after="120" w:line="312" w:lineRule="auto"/>
+        <w:ind w:left="0" w:firstLine="0"/>
+        <w:rPr>
+          <w:rFonts w:ascii="Times New Roman" w:cs="Times New Roman" w:eastAsia="Times New Roman" w:hAnsi="Times New Roman"/>
+          <w:sz w:val="24"/>
+          <w:szCs w:val="24"/>
+        </w:rPr>
+      </w:pPr>
+      <w:r>
+        <w:rPr>
+          <w:rFonts w:ascii="Times New Roman" w:cs="Times New Roman" w:eastAsia="Times New Roman" w:hAnsi="Times New Roman"/>
+          <w:sz w:val="24"/>
+          <w:szCs w:val="24"/>
+          <w:rtl w:val="0"/>
+        </w:rPr>
+        <w:t xml:space="preserve">Đầu ra là kết quả dự đoán sau khi mô hình xử lý đầu vào:</w:t>
+      </w:r>
+    </w:p>
+    <w:p>
+      <w:pPr>
+        <w:numPr>
+          <w:ilvl w:val="0"/>
+          <w:numId w:val="4"/>
+        </w:numPr>
+        <w:spacing w:after="120" w:line="312" w:lineRule="auto"/>
+        <w:ind w:left="720" w:hanging="360"/>
+        <w:rPr>
+          <w:rFonts w:ascii="Times New Roman" w:cs="Times New Roman" w:eastAsia="Times New Roman" w:hAnsi="Times New Roman"/>
+          <w:sz w:val="24"/>
+          <w:szCs w:val="24"/>
+        </w:rPr>
+      </w:pPr>
+      <w:r>
+        <w:rPr>
+          <w:rFonts w:ascii="Times New Roman" w:cs="Times New Roman" w:eastAsia="Times New Roman" w:hAnsi="Times New Roman"/>
+          <w:sz w:val="24"/>
+          <w:szCs w:val="24"/>
+          <w:rtl w:val="0"/>
+        </w:rPr>
+        <w:t xml:space="preserve">Phân loại nhị phân (Binary Classification): Kết quả trả về thường là một trong hai nhãn: 0 (Tin thật/Real) hoặc 1 (Tin giả/Fake). </w:t>
+      </w:r>
+    </w:p>
+    <w:p>
+      <w:pPr>
+        <w:numPr>
+          <w:ilvl w:val="0"/>
+          <w:numId w:val="4"/>
+        </w:numPr>
+        <w:spacing w:after="120" w:line="312" w:lineRule="auto"/>
+        <w:ind w:left="720" w:hanging="360"/>
+        <w:rPr>
+          <w:rFonts w:ascii="Times New Roman" w:cs="Times New Roman" w:eastAsia="Times New Roman" w:hAnsi="Times New Roman"/>
+          <w:sz w:val="24"/>
+          <w:szCs w:val="24"/>
+          <w:u w:val="none"/>
+        </w:rPr>
+      </w:pPr>
+      <w:r>
+        <w:rPr>
+          <w:rFonts w:ascii="Times New Roman" w:cs="Times New Roman" w:eastAsia="Times New Roman" w:hAnsi="Times New Roman"/>
+          <w:sz w:val="24"/>
+          <w:szCs w:val="24"/>
+          <w:rtl w:val="0"/>
+        </w:rPr>
+        <w:t xml:space="preserve">Xác suất (Probability): Một số mô hình sẽ trả về con số từ 0 đến 1 (ví dụ: 0.85), thể hiện mức độ tự tin của mô hình rằng đây là tin giả (85% là tin giả). </w:t>
+      </w:r>
+    </w:p>
+    <w:p>
+      <w:pPr>
+        <w:pStyle w:val="Heading2"/>
+        <w:spacing w:after="120" w:line="312" w:lineRule="auto"/>
+        <w:rPr/>
+      </w:pPr>
+      <w:bookmarkStart w:colFirst="0" w:colLast="0" w:name="_i42kkipfsu44" w:id="4"/>
+      <w:bookmarkEnd w:id="4"/>
+      <w:r>
+        <w:rPr>
+          <w:rtl w:val="0"/>
+        </w:rPr>
+        <w:t xml:space="preserve">1.3. Ứng dụng thực tế: </w:t>
+      </w:r>
+    </w:p>
+    <w:p>
+      <w:pPr>
+        <w:spacing w:after="120" w:line="312" w:lineRule="auto"/>
+        <w:rPr>
+          <w:rFonts w:ascii="Times New Roman" w:cs="Times New Roman" w:eastAsia="Times New Roman" w:hAnsi="Times New Roman"/>
+          <w:sz w:val="24"/>
+          <w:szCs w:val="24"/>
+        </w:rPr>
+      </w:pPr>
+      <w:r>
+        <w:rPr>
+          <w:rFonts w:ascii="Times New Roman" w:cs="Times New Roman" w:eastAsia="Times New Roman" w:hAnsi="Times New Roman"/>
+          <w:sz w:val="24"/>
+          <w:szCs w:val="24"/>
+          <w:rtl w:val="0"/>
+        </w:rPr>
+        <w:t xml:space="preserve">- </w:t>
+      </w:r>
+      <w:r>
+        <w:rPr>
+          <w:rFonts w:ascii="Times New Roman" w:cs="Times New Roman" w:eastAsia="Times New Roman" w:hAnsi="Times New Roman"/>
+          <w:sz w:val="24"/>
+          <w:szCs w:val="24"/>
+          <w:rtl w:val="0"/>
+        </w:rPr>
+        <w:t xml:space="preserve">Tích hợp vào mạng xã hội (Facebook, X/Twitter, TikTok): ngăn chặn việc lan truyền các bài viết có dấu hiệu sai lệch. </w:t>
+      </w:r>
+    </w:p>
+    <w:p>
+      <w:pPr>
+        <w:spacing w:after="120" w:line="312" w:lineRule="auto"/>
+        <w:rPr>
+          <w:rFonts w:ascii="Times New Roman" w:cs="Times New Roman" w:eastAsia="Times New Roman" w:hAnsi="Times New Roman"/>
+          <w:sz w:val="24"/>
+          <w:szCs w:val="24"/>
+        </w:rPr>
+      </w:pPr>
+      <w:r>
+        <w:rPr>
+          <w:rFonts w:ascii="Times New Roman" w:cs="Times New Roman" w:eastAsia="Times New Roman" w:hAnsi="Times New Roman"/>
+          <w:sz w:val="24"/>
+          <w:szCs w:val="24"/>
+          <w:rtl w:val="0"/>
+        </w:rPr>
+        <w:t xml:space="preserve">- Hỗ trợ công tác báo chí và biên tập: giúp họ xác minh tính xác thực của nguồn tin từ cộng tác viên, các trang tin nước ngoài trong thời gian thực. </w:t>
+      </w:r>
+    </w:p>
+    <w:p>
+      <w:pPr>
+        <w:spacing w:after="120" w:line="312" w:lineRule="auto"/>
+        <w:rPr>
+          <w:rFonts w:ascii="Times New Roman" w:cs="Times New Roman" w:eastAsia="Times New Roman" w:hAnsi="Times New Roman"/>
+          <w:sz w:val="24"/>
+          <w:szCs w:val="24"/>
+        </w:rPr>
+      </w:pPr>
+      <w:r>
+        <w:rPr>
+          <w:rFonts w:ascii="Times New Roman" w:cs="Times New Roman" w:eastAsia="Times New Roman" w:hAnsi="Times New Roman"/>
+          <w:sz w:val="24"/>
+          <w:szCs w:val="24"/>
+          <w:rtl w:val="0"/>
+        </w:rPr>
+        <w:t xml:space="preserve">- Hỗ trợ các tổ chức chính phủ và an ninh mạng theo dõi và ngăn chặn tin giả.</w:t>
+      </w:r>
+    </w:p>
+    <w:p>
+      <w:pPr>
+        <w:spacing w:after="120" w:line="312" w:lineRule="auto"/>
+        <w:rPr>
+          <w:rFonts w:ascii="Times New Roman" w:cs="Times New Roman" w:eastAsia="Times New Roman" w:hAnsi="Times New Roman"/>
+          <w:sz w:val="24"/>
+          <w:szCs w:val="24"/>
+        </w:rPr>
+      </w:pPr>
+      <w:r>
+        <w:rPr>
+          <w:rFonts w:ascii="Times New Roman" w:cs="Times New Roman" w:eastAsia="Times New Roman" w:hAnsi="Times New Roman"/>
+          <w:sz w:val="24"/>
+          <w:szCs w:val="24"/>
+          <w:rtl w:val="0"/>
+        </w:rPr>
+        <w:t xml:space="preserve">- Lọc nội dung quảng cáo và thương mại: ngăn chặn các loại tin giả mang tính chất "treo đầu dê bán thịt chó" hoặc lừa đảo tài chính vốn thường núp bóng các bài báo gây sốc. </w:t>
+      </w:r>
+    </w:p>
+    <w:p>
+      <w:pPr>
+        <w:pStyle w:val="Heading2"/>
+        <w:spacing w:after="120" w:line="312" w:lineRule="auto"/>
+        <w:rPr/>
+      </w:pPr>
+      <w:bookmarkStart w:colFirst="0" w:colLast="0" w:name="_b9hvmp2qppcc" w:id="5"/>
+      <w:bookmarkEnd w:id="5"/>
+      <w:r>
+        <w:rPr>
+          <w:rtl w:val="0"/>
+        </w:rPr>
+        <w:t xml:space="preserve">1.4. Những thách thức chính: </w:t>
+      </w:r>
+    </w:p>
+    <w:p>
+      <w:pPr>
+        <w:spacing w:after="120" w:line="312" w:lineRule="auto"/>
+        <w:rPr>
+          <w:rFonts w:ascii="Times New Roman" w:cs="Times New Roman" w:eastAsia="Times New Roman" w:hAnsi="Times New Roman"/>
+          <w:sz w:val="24"/>
+          <w:szCs w:val="24"/>
+        </w:rPr>
+      </w:pPr>
+      <w:r>
+        <w:rPr>
+          <w:rFonts w:ascii="Times New Roman" w:cs="Times New Roman" w:eastAsia="Times New Roman" w:hAnsi="Times New Roman"/>
+          <w:sz w:val="24"/>
+          <w:szCs w:val="24"/>
+          <w:rtl w:val="0"/>
+        </w:rPr>
+        <w:t xml:space="preserve">- </w:t>
+      </w:r>
+      <w:r>
+        <w:rPr>
+          <w:rFonts w:ascii="Times New Roman" w:cs="Times New Roman" w:eastAsia="Times New Roman" w:hAnsi="Times New Roman"/>
+          <w:sz w:val="24"/>
+          <w:szCs w:val="24"/>
+          <w:rtl w:val="0"/>
+        </w:rPr>
+        <w:t xml:space="preserve">Sự khan hiếm dữ liệu chuẩn:</w:t>
+      </w:r>
+      <w:r>
+        <w:rPr>
+          <w:rFonts w:ascii="Times New Roman" w:cs="Times New Roman" w:eastAsia="Times New Roman" w:hAnsi="Times New Roman"/>
+          <w:sz w:val="24"/>
+          <w:szCs w:val="24"/>
+          <w:rtl w:val="0"/>
+        </w:rPr>
+        <w:t xml:space="preserve"> tin giả luôn thay đổi theo dòng sự kiện thời gian thực, khiến các bộ dữ liệu cũ có thể sẽ không còn hiệu quả với các loại tin giả mới phát sinh. </w:t>
+      </w:r>
+    </w:p>
+    <w:p>
+      <w:pPr>
+        <w:spacing w:after="120" w:line="312" w:lineRule="auto"/>
+        <w:rPr>
+          <w:rFonts w:ascii="Times New Roman" w:cs="Times New Roman" w:eastAsia="Times New Roman" w:hAnsi="Times New Roman"/>
+          <w:sz w:val="24"/>
+          <w:szCs w:val="24"/>
+        </w:rPr>
+      </w:pPr>
+      <w:r>
+        <w:rPr>
+          <w:rFonts w:ascii="Times New Roman" w:cs="Times New Roman" w:eastAsia="Times New Roman" w:hAnsi="Times New Roman"/>
+          <w:sz w:val="24"/>
+          <w:szCs w:val="24"/>
+          <w:rtl w:val="0"/>
+        </w:rPr>
+        <w:t xml:space="preserve">- Định kiến của bộ dữ liệu: nếu bộ dữ liệu huấn luyện có định kiến (ví dụ: chứa quá nhiều tin tiêu cực về một nhóm đối tượng nhất định), mô hình học máy có thể bị "lệch" và tự động coi mọi tin tức về đối tượng đó là tin giả. </w:t>
+      </w:r>
+    </w:p>
+    <w:p>
+      <w:pPr>
+        <w:spacing w:after="120" w:line="312" w:lineRule="auto"/>
+        <w:rPr>
+          <w:rFonts w:ascii="Times New Roman" w:cs="Times New Roman" w:eastAsia="Times New Roman" w:hAnsi="Times New Roman"/>
+          <w:sz w:val="24"/>
+          <w:szCs w:val="24"/>
+        </w:rPr>
+      </w:pPr>
+      <w:r>
+        <w:rPr>
+          <w:rFonts w:ascii="Times New Roman" w:cs="Times New Roman" w:eastAsia="Times New Roman" w:hAnsi="Times New Roman"/>
+          <w:sz w:val="24"/>
+          <w:szCs w:val="24"/>
+          <w:rtl w:val="0"/>
+        </w:rPr>
+        <w:t xml:space="preserve">- Sự cân bằng giữa "Phát hiện" và "Tự do ngôn luận" : Một thách thức lớn trong ứng dụng thực tế là nguy cơ "Dương tính giả" (False Positive) – tức là mô hình gắn nhãn nhầm một ý kiến cá nhân hoặc một tin tức chính thống là tin giả. </w:t>
+      </w:r>
+    </w:p>
+    <w:p>
+      <w:pPr>
+        <w:spacing w:after="120" w:line="312" w:lineRule="auto"/>
+        <w:rPr>
+          <w:rFonts w:ascii="Times New Roman" w:cs="Times New Roman" w:eastAsia="Times New Roman" w:hAnsi="Times New Roman"/>
+          <w:sz w:val="24"/>
+          <w:szCs w:val="24"/>
+        </w:rPr>
+      </w:pPr>
+      <w:r>
+        <w:rPr>
+          <w:rFonts w:ascii="Times New Roman" w:cs="Times New Roman" w:eastAsia="Times New Roman" w:hAnsi="Times New Roman"/>
+          <w:sz w:val="24"/>
+          <w:szCs w:val="24"/>
+          <w:rtl w:val="0"/>
+        </w:rPr>
+        <w:t xml:space="preserve">- Nguy cơ rò rỉ dữ liệu (Data Leakage): các dấu hiệu thừa như tên nguồn tin (Reuters), ngày tháng hay chủ đề dễ khiến mô hình "học vẹt", dẫn đến kết quả chính xác ảo nhưng không có giá trị thực tế.</w:t>
+      </w:r>
+    </w:p>
+    <w:p>
+      <w:pPr>
+        <w:spacing w:after="120" w:line="312" w:lineRule="auto"/>
+        <w:rPr>
+          <w:rFonts w:ascii="Times New Roman" w:cs="Times New Roman" w:eastAsia="Times New Roman" w:hAnsi="Times New Roman"/>
+          <w:sz w:val="24"/>
+          <w:szCs w:val="24"/>
+        </w:rPr>
+      </w:pPr>
+      <w:r>
+        <w:rPr>
+          <w:rFonts w:ascii="Times New Roman" w:cs="Times New Roman" w:eastAsia="Times New Roman" w:hAnsi="Times New Roman"/>
+          <w:sz w:val="24"/>
+          <w:szCs w:val="24"/>
+          <w:rtl w:val="0"/>
+        </w:rPr>
+        <w:t xml:space="preserve">- Đặc thù ngôn ngữ mạng: Tin giả thường sử dụng từ viết tắt, tiếng địa phương và biểu tượng cảm xúc (icon) khiến việc trích xuất đặc trưng và hiểu đúng ngữ cảnh trở nên phức tạp . </w:t>
+      </w:r>
+    </w:p>
+    <w:p>
+      <w:pPr>
+        <w:pStyle w:val="Heading1"/>
+        <w:spacing w:after="120" w:line="312" w:lineRule="auto"/>
+        <w:rPr>
+          <w:sz w:val="28"/>
+          <w:szCs w:val="28"/>
+        </w:rPr>
+      </w:pPr>
+      <w:bookmarkStart w:colFirst="0" w:colLast="0" w:name="_nfwsp3ypm20l" w:id="6"/>
+      <w:bookmarkEnd w:id="6"/>
+      <w:r>
+        <w:rPr>
+          <w:sz w:val="28"/>
+          <w:szCs w:val="28"/>
+          <w:rtl w:val="0"/>
+        </w:rPr>
+        <w:t xml:space="preserve">2. Tổng quan về bộ dữ liệu </w:t>
+      </w:r>
+    </w:p>
+    <w:p>
+      <w:pPr>
+        <w:spacing w:after="160" w:line="278.00000000000006" w:lineRule="auto"/>
+        <w:rPr>
+          <w:sz w:val="24"/>
+          <w:szCs w:val="24"/>
+        </w:rPr>
+      </w:pPr>
+      <w:r>
+        <w:rPr>
+          <w:rFonts w:ascii="Times New Roman" w:cs="Times New Roman" w:eastAsia="Times New Roman" w:hAnsi="Times New Roman"/>
+          <w:sz w:val="24"/>
+          <w:szCs w:val="24"/>
+          <w:rtl w:val="0"/>
+        </w:rPr>
+        <w:t xml:space="preserve">Trong phạm vi đề tài này, nhóm sử dụng bộ dữ liệu tiếng Anh ISOT Fake News Dataset. </w:t>
+      </w:r>
+      <w:r>
+        <w:rPr>
+          <w:rtl w:val="0"/>
+        </w:rPr>
+      </w:r>
+    </w:p>
+    <w:p>
+      <w:pPr>
+        <w:numPr>
+          <w:ilvl w:val="0"/>
+          <w:numId w:val="7"/>
+        </w:numPr>
         <w:spacing w:after="0" w:afterAutospacing="0" w:before="240" w:line="312" w:lineRule="auto"/>
         <w:ind w:left="720" w:hanging="360"/>
         <w:rPr>
@@ -3079,7 +3079,7 @@
       <w:pPr>
         <w:numPr>
           <w:ilvl w:val="0"/>
-          <w:numId w:val="8"/>
+          <w:numId w:val="7"/>
         </w:numPr>
         <w:spacing w:after="0" w:afterAutospacing="0" w:before="0" w:beforeAutospacing="0" w:line="312" w:lineRule="auto"/>
         <w:ind w:left="720" w:hanging="360"/>
@@ -3113,7 +3113,7 @@
       <w:pPr>
         <w:numPr>
           <w:ilvl w:val="1"/>
-          <w:numId w:val="8"/>
+          <w:numId w:val="7"/>
         </w:numPr>
         <w:spacing w:after="0" w:afterAutospacing="0" w:before="0" w:beforeAutospacing="0" w:line="312" w:lineRule="auto"/>
         <w:ind w:left="1440" w:hanging="360"/>
@@ -3170,7 +3170,7 @@
       <w:pPr>
         <w:numPr>
           <w:ilvl w:val="1"/>
-          <w:numId w:val="8"/>
+          <w:numId w:val="7"/>
         </w:numPr>
         <w:spacing w:after="0" w:afterAutospacing="0" w:before="0" w:beforeAutospacing="0" w:line="312" w:lineRule="auto"/>
         <w:ind w:left="1440" w:hanging="360"/>
@@ -3205,7 +3205,7 @@
       <w:pPr>
         <w:numPr>
           <w:ilvl w:val="0"/>
-          <w:numId w:val="8"/>
+          <w:numId w:val="7"/>
         </w:numPr>
         <w:spacing w:after="0" w:afterAutospacing="0" w:before="0" w:beforeAutospacing="0" w:line="312" w:lineRule="auto"/>
         <w:ind w:left="720" w:hanging="360"/>
@@ -3236,7 +3236,7 @@
       <w:pPr>
         <w:numPr>
           <w:ilvl w:val="1"/>
-          <w:numId w:val="8"/>
+          <w:numId w:val="7"/>
         </w:numPr>
         <w:spacing w:after="0" w:afterAutospacing="0" w:before="0" w:beforeAutospacing="0" w:line="312" w:lineRule="auto"/>
         <w:ind w:left="1440" w:hanging="360"/>
@@ -3271,7 +3271,7 @@
       <w:pPr>
         <w:numPr>
           <w:ilvl w:val="1"/>
-          <w:numId w:val="8"/>
+          <w:numId w:val="7"/>
         </w:numPr>
         <w:spacing w:after="0" w:afterAutospacing="0" w:before="0" w:beforeAutospacing="0" w:line="312" w:lineRule="auto"/>
         <w:ind w:left="1440" w:hanging="360"/>
@@ -3306,7 +3306,7 @@
       <w:pPr>
         <w:numPr>
           <w:ilvl w:val="1"/>
-          <w:numId w:val="8"/>
+          <w:numId w:val="7"/>
         </w:numPr>
         <w:spacing w:after="0" w:afterAutospacing="0" w:before="0" w:beforeAutospacing="0" w:line="312" w:lineRule="auto"/>
         <w:ind w:left="1440" w:hanging="360"/>
@@ -3346,7 +3346,7 @@
       <w:pPr>
         <w:numPr>
           <w:ilvl w:val="0"/>
-          <w:numId w:val="8"/>
+          <w:numId w:val="7"/>
         </w:numPr>
         <w:spacing w:after="0" w:afterAutospacing="0" w:before="0" w:beforeAutospacing="0" w:line="312" w:lineRule="auto"/>
         <w:ind w:left="720" w:hanging="360"/>
@@ -3380,7 +3380,7 @@
       <w:pPr>
         <w:numPr>
           <w:ilvl w:val="1"/>
-          <w:numId w:val="8"/>
+          <w:numId w:val="7"/>
         </w:numPr>
         <w:spacing w:after="0" w:afterAutospacing="0" w:before="0" w:beforeAutospacing="0" w:line="312" w:lineRule="auto"/>
         <w:ind w:left="1440" w:hanging="360"/>
@@ -3415,7 +3415,7 @@
       <w:pPr>
         <w:numPr>
           <w:ilvl w:val="1"/>
-          <w:numId w:val="8"/>
+          <w:numId w:val="7"/>
         </w:numPr>
         <w:spacing w:after="0" w:afterAutospacing="0" w:before="0" w:beforeAutospacing="0" w:line="312" w:lineRule="auto"/>
         <w:ind w:left="1440" w:hanging="360"/>
@@ -3450,7 +3450,7 @@
       <w:pPr>
         <w:numPr>
           <w:ilvl w:val="0"/>
-          <w:numId w:val="8"/>
+          <w:numId w:val="7"/>
         </w:numPr>
         <w:spacing w:after="0" w:afterAutospacing="0" w:before="0" w:beforeAutospacing="0" w:line="312" w:lineRule="auto"/>
         <w:ind w:left="720" w:hanging="360"/>
@@ -3505,7 +3505,7 @@
       <w:pPr>
         <w:numPr>
           <w:ilvl w:val="1"/>
-          <w:numId w:val="8"/>
+          <w:numId w:val="7"/>
         </w:numPr>
         <w:spacing w:after="0" w:afterAutospacing="0" w:before="0" w:beforeAutospacing="0" w:line="312" w:lineRule="auto"/>
         <w:ind w:left="1440" w:hanging="360"/>
@@ -3540,7 +3540,7 @@
       <w:pPr>
         <w:numPr>
           <w:ilvl w:val="1"/>
-          <w:numId w:val="8"/>
+          <w:numId w:val="7"/>
         </w:numPr>
         <w:spacing w:after="0" w:afterAutospacing="0" w:before="0" w:beforeAutospacing="0" w:line="312" w:lineRule="auto"/>
         <w:ind w:left="1440" w:hanging="360"/>
@@ -3575,7 +3575,7 @@
       <w:pPr>
         <w:numPr>
           <w:ilvl w:val="1"/>
-          <w:numId w:val="8"/>
+          <w:numId w:val="7"/>
         </w:numPr>
         <w:spacing w:after="0" w:afterAutospacing="0" w:before="0" w:beforeAutospacing="0" w:line="312" w:lineRule="auto"/>
         <w:ind w:left="1440" w:hanging="360"/>
@@ -3610,7 +3610,7 @@
       <w:pPr>
         <w:numPr>
           <w:ilvl w:val="1"/>
-          <w:numId w:val="8"/>
+          <w:numId w:val="7"/>
         </w:numPr>
         <w:spacing w:after="0" w:afterAutospacing="0" w:before="0" w:beforeAutospacing="0" w:line="312" w:lineRule="auto"/>
         <w:ind w:left="1440" w:hanging="360"/>
@@ -3645,7 +3645,7 @@
       <w:pPr>
         <w:numPr>
           <w:ilvl w:val="0"/>
-          <w:numId w:val="8"/>
+          <w:numId w:val="7"/>
         </w:numPr>
         <w:spacing w:after="0" w:afterAutospacing="0" w:before="0" w:beforeAutospacing="0" w:line="312" w:lineRule="auto"/>
         <w:ind w:left="720" w:hanging="360"/>
@@ -3676,7 +3676,7 @@
       <w:pPr>
         <w:numPr>
           <w:ilvl w:val="1"/>
-          <w:numId w:val="8"/>
+          <w:numId w:val="7"/>
         </w:numPr>
         <w:spacing w:after="0" w:afterAutospacing="0" w:before="0" w:beforeAutospacing="0" w:line="312" w:lineRule="auto"/>
         <w:ind w:left="1440" w:hanging="360"/>
@@ -3711,7 +3711,7 @@
       <w:pPr>
         <w:numPr>
           <w:ilvl w:val="1"/>
-          <w:numId w:val="8"/>
+          <w:numId w:val="7"/>
         </w:numPr>
         <w:spacing w:after="0" w:afterAutospacing="0" w:before="0" w:beforeAutospacing="0" w:line="312" w:lineRule="auto"/>
         <w:ind w:left="1440" w:hanging="360"/>
@@ -3746,7 +3746,7 @@
       <w:pPr>
         <w:numPr>
           <w:ilvl w:val="1"/>
-          <w:numId w:val="8"/>
+          <w:numId w:val="7"/>
         </w:numPr>
         <w:spacing w:after="0" w:afterAutospacing="0" w:before="0" w:beforeAutospacing="0" w:line="312" w:lineRule="auto"/>
         <w:ind w:left="1440" w:hanging="360"/>
@@ -3781,7 +3781,7 @@
       <w:pPr>
         <w:numPr>
           <w:ilvl w:val="1"/>
-          <w:numId w:val="8"/>
+          <w:numId w:val="7"/>
         </w:numPr>
         <w:spacing w:after="240" w:before="0" w:beforeAutospacing="0" w:line="312" w:lineRule="auto"/>
         <w:ind w:left="1440" w:hanging="360"/>
@@ -3869,6 +3869,162 @@
           <w:rtl w:val="0"/>
         </w:rPr>
         <w:t xml:space="preserve">Để đánh giá toàn diện và khách quan hiệu suất của mô hình, nghiên cứu áp dụng các thang đo tiêu chuẩn dựa trên Ma trận nhầm lẫn (Confusion Matrix). Trong bài toán này, lớp Tích cực (Positive) được quy ước là "Tin giả" và lớp Tiêu cực (Negative) là "Tin thật".</w:t>
+      </w:r>
+    </w:p>
+    <w:p>
+      <w:pPr>
+        <w:spacing w:after="120" w:line="312" w:lineRule="auto"/>
+        <w:rPr/>
+      </w:pPr>
+      <w:r>
+        <w:rPr>
+          <w:rFonts w:ascii="Times New Roman" w:cs="Times New Roman" w:eastAsia="Times New Roman" w:hAnsi="Times New Roman"/>
+          <w:sz w:val="24"/>
+          <w:szCs w:val="24"/>
+          <w:rtl w:val="0"/>
+        </w:rPr>
+        <w:t xml:space="preserve">Để làm rõ hơn, các công thức toán học của các thước đo được tính dựa trên các thành phần cơ bản của Ma trận nhầm lẫn (Confusion Matrix):</w:t>
+      </w:r>
+      <w:r>
+        <w:rPr>
+          <w:rtl w:val="0"/>
+        </w:rPr>
+      </w:r>
+    </w:p>
+    <w:p>
+      <w:pPr>
+        <w:numPr>
+          <w:ilvl w:val="0"/>
+          <w:numId w:val="6"/>
+        </w:numPr>
+        <w:ind w:left="720" w:hanging="360"/>
+      </w:pPr>
+      <w:r>
+        <w:rPr>
+          <w:rFonts w:ascii="Times New Roman" w:cs="Times New Roman" w:eastAsia="Times New Roman" w:hAnsi="Times New Roman"/>
+          <w:b w:val="1"/>
+          <w:bCs w:val="1"/>
+          <w:sz w:val="24"/>
+          <w:szCs w:val="24"/>
+          <w:rtl w:val="0"/>
+        </w:rPr>
+        <w:t xml:space="preserve">TP (True Positive - Tin giả được dự đoán đúng):</w:t>
+      </w:r>
+      <w:r>
+        <w:rPr>
+          <w:rFonts w:ascii="Times New Roman" w:cs="Times New Roman" w:eastAsia="Times New Roman" w:hAnsi="Times New Roman"/>
+          <w:sz w:val="24"/>
+          <w:szCs w:val="24"/>
+          <w:rtl w:val="0"/>
+        </w:rPr>
+        <w:t xml:space="preserve"> Số lượng tin giả được mô hình dự đoán chính xác là Tin giả.</w:t>
+      </w:r>
+      <w:r>
+        <w:rPr>
+          <w:rtl w:val="0"/>
+        </w:rPr>
+      </w:r>
+    </w:p>
+    <w:p>
+      <w:pPr>
+        <w:numPr>
+          <w:ilvl w:val="0"/>
+          <w:numId w:val="6"/>
+        </w:numPr>
+        <w:ind w:left="720" w:hanging="360"/>
+      </w:pPr>
+      <w:r>
+        <w:rPr>
+          <w:rFonts w:ascii="Times New Roman" w:cs="Times New Roman" w:eastAsia="Times New Roman" w:hAnsi="Times New Roman"/>
+          <w:b w:val="1"/>
+          <w:bCs w:val="1"/>
+          <w:sz w:val="24"/>
+          <w:szCs w:val="24"/>
+          <w:rtl w:val="0"/>
+        </w:rPr>
+        <w:t xml:space="preserve">FP (False Positive - Tin thật bị cảnh báo nhầm):</w:t>
+      </w:r>
+      <w:r>
+        <w:rPr>
+          <w:rFonts w:ascii="Times New Roman" w:cs="Times New Roman" w:eastAsia="Times New Roman" w:hAnsi="Times New Roman"/>
+          <w:sz w:val="24"/>
+          <w:szCs w:val="24"/>
+          <w:rtl w:val="0"/>
+        </w:rPr>
+        <w:t xml:space="preserve"> Số lượng tin thật bị mô hình dự đoán nhầm là Tin giả (Lỗi loại I).</w:t>
+      </w:r>
+      <w:r>
+        <w:rPr>
+          <w:rtl w:val="0"/>
+        </w:rPr>
+      </w:r>
+    </w:p>
+    <w:p>
+      <w:pPr>
+        <w:numPr>
+          <w:ilvl w:val="0"/>
+          <w:numId w:val="6"/>
+        </w:numPr>
+        <w:ind w:left="720" w:hanging="360"/>
+      </w:pPr>
+      <w:r>
+        <w:rPr>
+          <w:rFonts w:ascii="Times New Roman" w:cs="Times New Roman" w:eastAsia="Times New Roman" w:hAnsi="Times New Roman"/>
+          <w:b w:val="1"/>
+          <w:bCs w:val="1"/>
+          <w:sz w:val="24"/>
+          <w:szCs w:val="24"/>
+          <w:rtl w:val="0"/>
+        </w:rPr>
+        <w:t xml:space="preserve">TN (True Negative - Tin thật được dự đoán đúng):</w:t>
+      </w:r>
+      <w:r>
+        <w:rPr>
+          <w:rFonts w:ascii="Times New Roman" w:cs="Times New Roman" w:eastAsia="Times New Roman" w:hAnsi="Times New Roman"/>
+          <w:sz w:val="24"/>
+          <w:szCs w:val="24"/>
+          <w:rtl w:val="0"/>
+        </w:rPr>
+        <w:t xml:space="preserve"> Số lượng tin thật được mô hình dự đoán chính xác là Tin thật.</w:t>
+      </w:r>
+      <w:r>
+        <w:rPr>
+          <w:rtl w:val="0"/>
+        </w:rPr>
+      </w:r>
+    </w:p>
+    <w:p>
+      <w:pPr>
+        <w:numPr>
+          <w:ilvl w:val="0"/>
+          <w:numId w:val="6"/>
+        </w:numPr>
+        <w:ind w:left="720" w:hanging="360"/>
+      </w:pPr>
+      <w:r>
+        <w:rPr>
+          <w:rFonts w:ascii="Times New Roman" w:cs="Times New Roman" w:eastAsia="Times New Roman" w:hAnsi="Times New Roman"/>
+          <w:b w:val="1"/>
+          <w:bCs w:val="1"/>
+          <w:sz w:val="24"/>
+          <w:szCs w:val="24"/>
+          <w:rtl w:val="0"/>
+        </w:rPr>
+        <w:t xml:space="preserve">FN (False Negative - Tin giả bị bỏ sót):</w:t>
+      </w:r>
+      <w:r>
+        <w:rPr>
+          <w:rFonts w:ascii="Times New Roman" w:cs="Times New Roman" w:eastAsia="Times New Roman" w:hAnsi="Times New Roman"/>
+          <w:sz w:val="24"/>
+          <w:szCs w:val="24"/>
+          <w:rtl w:val="0"/>
+        </w:rPr>
+        <w:t xml:space="preserve"> Số lượng tin giả bị mô hình dự đoán nhầm là Tin thật (Lỗi loại II).</w:t>
+      </w:r>
+      <w:r>
+        <w:rPr>
+          <w:rtl w:val="0"/>
+        </w:rPr>
       </w:r>
     </w:p>
     <w:p>
@@ -3906,516 +4062,7 @@
     </w:p>
     <w:p>
       <w:pPr>
-        <w:numPr>
-          <w:ilvl w:val="0"/>
-          <w:numId w:val="1"/>
-        </w:numPr>
-        <w:spacing w:after="200" w:before="0" w:lineRule="auto"/>
-        <w:ind w:left="720" w:hanging="360"/>
-        <w:rPr>
-          <w:sz w:val="24"/>
-          <w:szCs w:val="24"/>
-        </w:rPr>
-      </w:pPr>
-      <w:r>
-        <w:rPr>
-          <w:rFonts w:ascii="Times New Roman" w:cs="Times New Roman" w:eastAsia="Times New Roman" w:hAnsi="Times New Roman"/>
-          <w:b w:val="1"/>
-          <w:bCs w:val="1"/>
-          <w:sz w:val="24"/>
-          <w:szCs w:val="24"/>
-          <w:rtl w:val="0"/>
-        </w:rPr>
-        <w:t xml:space="preserve">Recall (Độ nhạy):</w:t>
-      </w:r>
-      <w:r>
-        <w:rPr>
-          <w:rFonts w:ascii="Times New Roman" w:cs="Times New Roman" w:eastAsia="Times New Roman" w:hAnsi="Times New Roman"/>
-          <w:sz w:val="24"/>
-          <w:szCs w:val="24"/>
-          <w:rtl w:val="0"/>
-        </w:rPr>
-        <w:t xml:space="preserve"> Tỷ lệ tin giả mà mô hình phát hiện thành công trên tổng số tin giả thực tế có trong tập dữ liệu. Chỉ số này phản ánh năng lực "quét" dữ liệu. Recall càng cao chứng tỏ hệ thống càng rà soát chặt chẽ, hạn chế tối đa việc bỏ lọt tin độc hại (False Negative) ra cộng đồng.</w:t>
-      </w:r>
-    </w:p>
-    <w:p>
-      <w:pPr>
-        <w:numPr>
-          <w:ilvl w:val="0"/>
-          <w:numId w:val="1"/>
-        </w:numPr>
-        <w:spacing w:after="200" w:before="0" w:lineRule="auto"/>
-        <w:ind w:left="720" w:hanging="360"/>
-        <w:rPr>
-          <w:sz w:val="24"/>
-          <w:szCs w:val="24"/>
-        </w:rPr>
-      </w:pPr>
-      <w:r>
-        <w:rPr>
-          <w:rFonts w:ascii="Times New Roman" w:cs="Times New Roman" w:eastAsia="Times New Roman" w:hAnsi="Times New Roman"/>
-          <w:b w:val="1"/>
-          <w:bCs w:val="1"/>
-          <w:sz w:val="24"/>
-          <w:szCs w:val="24"/>
-          <w:rtl w:val="0"/>
-        </w:rPr>
-        <w:t xml:space="preserve">F1-Score:</w:t>
-      </w:r>
-      <w:r>
-        <w:rPr>
-          <w:rFonts w:ascii="Times New Roman" w:cs="Times New Roman" w:eastAsia="Times New Roman" w:hAnsi="Times New Roman"/>
-          <w:sz w:val="24"/>
-          <w:szCs w:val="24"/>
-          <w:rtl w:val="0"/>
-        </w:rPr>
-        <w:t xml:space="preserve"> Là trung bình điều hòa giữa Precision và Recall. </w:t>
-      </w:r>
-      <w:r>
-        <w:rPr>
-          <w:rFonts w:ascii="Times New Roman" w:cs="Times New Roman" w:eastAsia="Times New Roman" w:hAnsi="Times New Roman"/>
-          <w:b w:val="1"/>
-          <w:bCs w:val="1"/>
-          <w:sz w:val="24"/>
-          <w:szCs w:val="24"/>
-          <w:rtl w:val="0"/>
-        </w:rPr>
-        <w:t xml:space="preserve">Trong bài toán này, F1-Score của lớp Tin giả (Fake) được xem là thang đo quan trọng nhất</w:t>
-      </w:r>
-      <w:r>
-        <w:rPr>
-          <w:rFonts w:ascii="Times New Roman" w:cs="Times New Roman" w:eastAsia="Times New Roman" w:hAnsi="Times New Roman"/>
-          <w:sz w:val="24"/>
-          <w:szCs w:val="24"/>
-          <w:rtl w:val="0"/>
-        </w:rPr>
-        <w:t xml:space="preserve"> vì nó cân bằng hiệu suất của mô hình khi dữ liệu mất cân bằng. </w:t>
-      </w:r>
-      <w:r>
-        <w:rPr>
-          <w:rFonts w:ascii="Times New Roman" w:cs="Times New Roman" w:eastAsia="Times New Roman" w:hAnsi="Times New Roman"/>
-          <w:b w:val="1"/>
-          <w:bCs w:val="1"/>
-          <w:sz w:val="24"/>
-          <w:szCs w:val="24"/>
-          <w:rtl w:val="0"/>
-        </w:rPr>
-        <w:t xml:space="preserve">Nhóm đặc biệt nhấn mạnh vào F1-Score và Recall của lớp Fake</w:t>
-      </w:r>
-      <w:r>
-        <w:rPr>
-          <w:rFonts w:ascii="Times New Roman" w:cs="Times New Roman" w:eastAsia="Times New Roman" w:hAnsi="Times New Roman"/>
-          <w:sz w:val="24"/>
-          <w:szCs w:val="24"/>
-          <w:rtl w:val="0"/>
-        </w:rPr>
-        <w:t xml:space="preserve"> để đảm bảo mô hình không bỏ sót các tin độc hại (False Negative).</w:t>
-      </w:r>
-    </w:p>
-    <w:p>
-      <w:pPr>
-        <w:numPr>
-          <w:ilvl w:val="0"/>
-          <w:numId w:val="1"/>
-        </w:numPr>
-        <w:spacing w:after="200" w:before="0" w:lineRule="auto"/>
-        <w:ind w:left="720" w:hanging="360"/>
-        <w:rPr>
-          <w:sz w:val="24"/>
-          <w:szCs w:val="24"/>
-        </w:rPr>
-      </w:pPr>
-      <w:r>
-        <w:rPr>
-          <w:rFonts w:ascii="Times New Roman" w:cs="Times New Roman" w:eastAsia="Times New Roman" w:hAnsi="Times New Roman"/>
-          <w:b w:val="1"/>
-          <w:bCs w:val="1"/>
-          <w:sz w:val="24"/>
-          <w:szCs w:val="24"/>
-          <w:rtl w:val="0"/>
-        </w:rPr>
-        <w:t xml:space="preserve">Macro-F1:</w:t>
-      </w:r>
-      <w:r>
-        <w:rPr>
-          <w:rFonts w:ascii="Times New Roman" w:cs="Times New Roman" w:eastAsia="Times New Roman" w:hAnsi="Times New Roman"/>
-          <w:sz w:val="24"/>
-          <w:szCs w:val="24"/>
-          <w:rtl w:val="0"/>
-        </w:rPr>
-        <w:t xml:space="preserve"> Được tính bằng trung bình F1-Score của từng lớp (Tin thật và Tin giả). Thước đo này hữu ích khi đánh giá mô hình trên các tập dữ liệu bị mất cân bằng hoặc khi kiểm tra trên tập dữ liệu có phân phối khác.</w:t>
-      </w:r>
-    </w:p>
-    <w:p>
-      <w:pPr>
-        <w:numPr>
-          <w:ilvl w:val="0"/>
-          <w:numId w:val="1"/>
-        </w:numPr>
-        <w:spacing w:after="200" w:before="0" w:lineRule="auto"/>
-        <w:ind w:left="720" w:hanging="360"/>
-        <w:rPr>
-          <w:sz w:val="24"/>
-          <w:szCs w:val="24"/>
-        </w:rPr>
-      </w:pPr>
-      <w:r>
-        <w:rPr>
-          <w:rFonts w:ascii="Times New Roman" w:cs="Times New Roman" w:eastAsia="Times New Roman" w:hAnsi="Times New Roman"/>
-          <w:b w:val="1"/>
-          <w:bCs w:val="1"/>
-          <w:sz w:val="24"/>
-          <w:szCs w:val="24"/>
-          <w:rtl w:val="0"/>
-        </w:rPr>
-        <w:t xml:space="preserve">ROC-AUC (Receiver Operating Characteristic - Area Under Curve):</w:t>
-      </w:r>
-      <w:r>
-        <w:rPr>
-          <w:rFonts w:ascii="Times New Roman" w:cs="Times New Roman" w:eastAsia="Times New Roman" w:hAnsi="Times New Roman"/>
-          <w:sz w:val="24"/>
-          <w:szCs w:val="24"/>
-          <w:rtl w:val="0"/>
-        </w:rPr>
-        <w:t xml:space="preserve"> Đánh giá khả năng phân biệt giữa Tin thật và Tin giả trên mọi ngưỡng quyết định. Chỉ số này cần thiết để đánh giá toàn diện mô hình, đặc biệt khi dữ liệu mất cân bằng.</w:t>
-      </w:r>
-    </w:p>
-    <w:p>
-      <w:pPr>
-        <w:numPr>
-          <w:ilvl w:val="0"/>
-          <w:numId w:val="1"/>
-        </w:numPr>
-        <w:spacing w:after="200" w:lineRule="auto"/>
-        <w:ind w:left="720" w:hanging="360"/>
-        <w:rPr>
-          <w:sz w:val="24"/>
-          <w:szCs w:val="24"/>
-        </w:rPr>
-      </w:pPr>
-      <w:r>
-        <w:rPr>
-          <w:rFonts w:ascii="Times New Roman" w:cs="Times New Roman" w:eastAsia="Times New Roman" w:hAnsi="Times New Roman"/>
-          <w:b w:val="1"/>
-          <w:bCs w:val="1"/>
-          <w:sz w:val="24"/>
-          <w:szCs w:val="24"/>
-          <w:rtl w:val="0"/>
-        </w:rPr>
-        <w:t xml:space="preserve">Confusion Matrix (Ma trận nhầm lẫn):</w:t>
-      </w:r>
-      <w:r>
-        <w:rPr>
-          <w:rFonts w:ascii="Times New Roman" w:cs="Times New Roman" w:eastAsia="Times New Roman" w:hAnsi="Times New Roman"/>
-          <w:sz w:val="24"/>
-          <w:szCs w:val="24"/>
-          <w:rtl w:val="0"/>
-        </w:rPr>
-        <w:t xml:space="preserve"> Biểu diễn trực quan số lượng Tin giả bị bỏ sót (False Negative) và Tin thật bị gắn nhầm (False Positive). Ma trận này rất quan trọng để phân tích lỗi phân loại và xác định lỗi mô hình (Tin giả bị bỏ sót nhiều hay Tin thật bị gắn nhầm nhiều).</w:t>
-      </w:r>
-    </w:p>
-    <w:p>
-      <w:pPr>
-        <w:numPr>
-          <w:ilvl w:val="0"/>
-          <w:numId w:val="1"/>
-        </w:numPr>
-        <w:spacing w:after="200" w:lineRule="auto"/>
-        <w:ind w:left="720" w:hanging="360"/>
-        <w:rPr>
-          <w:sz w:val="24"/>
-          <w:szCs w:val="24"/>
-        </w:rPr>
-      </w:pPr>
-      <w:r>
-        <w:rPr>
-          <w:rFonts w:ascii="Times New Roman" w:cs="Times New Roman" w:eastAsia="Times New Roman" w:hAnsi="Times New Roman"/>
-          <w:b w:val="1"/>
-          <w:bCs w:val="1"/>
-          <w:sz w:val="24"/>
-          <w:szCs w:val="24"/>
-          <w:rtl w:val="0"/>
-        </w:rPr>
-        <w:t xml:space="preserve">Accuracy (Độ chính xác tổng thể):</w:t>
-      </w:r>
-      <w:r>
-        <w:rPr>
-          <w:rFonts w:ascii="Times New Roman" w:cs="Times New Roman" w:eastAsia="Times New Roman" w:hAnsi="Times New Roman"/>
-          <w:sz w:val="24"/>
-          <w:szCs w:val="24"/>
-          <w:rtl w:val="0"/>
-        </w:rPr>
-        <w:t xml:space="preserve"> Tỷ lệ dự đoán đúng trên toàn bộ tập dữ liệu. Thang đo này chỉ mang tính chất tham khảo phụ trợ, không được dùng làm thước đo chính do dễ bị sai lệch khi số lượng tin thật áp đảo tin giả.</w:t>
-      </w:r>
-    </w:p>
-    <w:p>
-      <w:pPr>
-        <w:spacing w:after="120" w:line="312" w:lineRule="auto"/>
-        <w:rPr>
-          <w:rFonts w:ascii="Times New Roman" w:cs="Times New Roman" w:eastAsia="Times New Roman" w:hAnsi="Times New Roman"/>
-          <w:sz w:val="24"/>
-          <w:szCs w:val="24"/>
-        </w:rPr>
-      </w:pPr>
-      <w:r>
-        <w:rPr>
-          <w:rFonts w:ascii="Times New Roman" w:cs="Times New Roman" w:eastAsia="Times New Roman" w:hAnsi="Times New Roman"/>
-          <w:sz w:val="24"/>
-          <w:szCs w:val="24"/>
-          <w:rtl w:val="0"/>
-        </w:rPr>
-        <w:t xml:space="preserve">Trong bài toán nhận diện tin giả, việc chỉ sử dụng Độ chính xác (Accuracy) để đánh giá mô hình là không đủ tin cậy do đặc thù mất cân bằng dữ liệu (Imbalanced Data). Trong thực tế, số lượng tin thật luôn áp đảo hoàn toàn so với tin giả.</w:t>
-      </w:r>
-    </w:p>
-    <w:p>
-      <w:pPr>
-        <w:spacing w:after="120" w:line="312" w:lineRule="auto"/>
-        <w:rPr>
-          <w:rFonts w:ascii="Times New Roman" w:cs="Times New Roman" w:eastAsia="Times New Roman" w:hAnsi="Times New Roman"/>
-          <w:sz w:val="24"/>
-          <w:szCs w:val="24"/>
-        </w:rPr>
-      </w:pPr>
-      <w:r>
-        <w:rPr>
-          <w:rFonts w:ascii="Times New Roman" w:cs="Times New Roman" w:eastAsia="Times New Roman" w:hAnsi="Times New Roman"/>
-          <w:sz w:val="24"/>
-          <w:szCs w:val="24"/>
-          <w:rtl w:val="0"/>
-        </w:rPr>
-        <w:t xml:space="preserve">Giả sử tập dữ liệu có 99% là tin thật và 1% là tin giả. Nếu mô hình đoán toàn bộ đầu vào đều là "tin thật", nó vẫn đạt Accuracy 99%. Mặc dù con số này rất cao, mô hình thực chất đã thất bại hoàn toàn vì không phát hiện được bất kỳ tin giả nào.</w:t>
-      </w:r>
-    </w:p>
-    <w:p>
-      <w:pPr>
-        <w:spacing w:after="120" w:line="312" w:lineRule="auto"/>
-        <w:rPr>
-          <w:rFonts w:ascii="Times New Roman" w:cs="Times New Roman" w:eastAsia="Times New Roman" w:hAnsi="Times New Roman"/>
-          <w:sz w:val="28"/>
-          <w:szCs w:val="28"/>
-        </w:rPr>
-      </w:pPr>
-      <w:r>
-        <w:rPr>
-          <w:rFonts w:ascii="Times New Roman" w:cs="Times New Roman" w:eastAsia="Times New Roman" w:hAnsi="Times New Roman"/>
-          <w:sz w:val="24"/>
-          <w:szCs w:val="24"/>
-          <w:rtl w:val="0"/>
-        </w:rPr>
-        <w:t xml:space="preserve">Ngoài ra, bài toán tin giả mang mức độ rủi ro bất đối xứng: việc bỏ lọt tin giả thường gây hại nghiêm trọng hơn việc cảnh báo nhầm tin thật. Do đó, nghiên cứu này ưu tiên sử dụng các thang đo khách quan hơn như Confusion Matrix, ROC-AUC, và đặc biệt là F1-Score của lớp Tin giả để đánh giá chính xác năng lực thực sự của mô hình.</w:t>
-      </w:r>
-      <w:r>
-        <w:rPr>
-          <w:rtl w:val="0"/>
-        </w:rPr>
-      </w:r>
-    </w:p>
-    <w:p>
-      <w:pPr>
-        <w:spacing w:after="120" w:line="312" w:lineRule="auto"/>
-        <w:rPr/>
-      </w:pPr>
-      <w:r>
-        <w:rPr>
-          <w:rFonts w:ascii="Times New Roman" w:cs="Times New Roman" w:eastAsia="Times New Roman" w:hAnsi="Times New Roman"/>
-          <w:sz w:val="24"/>
-          <w:szCs w:val="24"/>
-          <w:rtl w:val="0"/>
-        </w:rPr>
-        <w:t xml:space="preserve">Để làm rõ hơn, các công thức toán học của các thước đo được tính dựa trên các thành phần cơ bản của Ma trận nhầm lẫn (Confusion Matrix):</w:t>
-      </w:r>
-      <w:r>
-        <w:rPr>
-          <w:rtl w:val="0"/>
-        </w:rPr>
-      </w:r>
-    </w:p>
-    <w:p>
-      <w:pPr>
-        <w:numPr>
-          <w:ilvl w:val="0"/>
-          <w:numId w:val="7"/>
-        </w:numPr>
-        <w:ind w:left="720" w:hanging="360"/>
-      </w:pPr>
-      <w:r>
-        <w:rPr>
-          <w:rFonts w:ascii="Times New Roman" w:cs="Times New Roman" w:eastAsia="Times New Roman" w:hAnsi="Times New Roman"/>
-          <w:b w:val="1"/>
-          <w:bCs w:val="1"/>
-          <w:sz w:val="24"/>
-          <w:szCs w:val="24"/>
-          <w:rtl w:val="0"/>
-        </w:rPr>
-        <w:t xml:space="preserve">TP (True Positive - Tin giả được dự đoán đúng):</w:t>
-      </w:r>
-      <w:r>
-        <w:rPr>
-          <w:rFonts w:ascii="Times New Roman" w:cs="Times New Roman" w:eastAsia="Times New Roman" w:hAnsi="Times New Roman"/>
-          <w:sz w:val="24"/>
-          <w:szCs w:val="24"/>
-          <w:rtl w:val="0"/>
-        </w:rPr>
-        <w:t xml:space="preserve"> Số lượng tin giả được mô hình dự đoán chính xác là Tin giả.</w:t>
-      </w:r>
-      <w:r>
-        <w:rPr>
-          <w:rtl w:val="0"/>
-        </w:rPr>
-      </w:r>
-    </w:p>
-    <w:p>
-      <w:pPr>
-        <w:numPr>
-          <w:ilvl w:val="0"/>
-          <w:numId w:val="7"/>
-        </w:numPr>
-        <w:ind w:left="720" w:hanging="360"/>
-      </w:pPr>
-      <w:r>
-        <w:rPr>
-          <w:rFonts w:ascii="Times New Roman" w:cs="Times New Roman" w:eastAsia="Times New Roman" w:hAnsi="Times New Roman"/>
-          <w:b w:val="1"/>
-          <w:bCs w:val="1"/>
-          <w:sz w:val="24"/>
-          <w:szCs w:val="24"/>
-          <w:rtl w:val="0"/>
-        </w:rPr>
-        <w:t xml:space="preserve">FP (False Positive - Tin thật bị cảnh báo nhầm):</w:t>
-      </w:r>
-      <w:r>
-        <w:rPr>
-          <w:rFonts w:ascii="Times New Roman" w:cs="Times New Roman" w:eastAsia="Times New Roman" w:hAnsi="Times New Roman"/>
-          <w:sz w:val="24"/>
-          <w:szCs w:val="24"/>
-          <w:rtl w:val="0"/>
-        </w:rPr>
-        <w:t xml:space="preserve"> Số lượng tin thật bị mô hình dự đoán nhầm là Tin giả (Lỗi loại I).</w:t>
-      </w:r>
-      <w:r>
-        <w:rPr>
-          <w:rtl w:val="0"/>
-        </w:rPr>
-      </w:r>
-    </w:p>
-    <w:p>
-      <w:pPr>
-        <w:numPr>
-          <w:ilvl w:val="0"/>
-          <w:numId w:val="7"/>
-        </w:numPr>
-        <w:ind w:left="720" w:hanging="360"/>
-      </w:pPr>
-      <w:r>
-        <w:rPr>
-          <w:rFonts w:ascii="Times New Roman" w:cs="Times New Roman" w:eastAsia="Times New Roman" w:hAnsi="Times New Roman"/>
-          <w:b w:val="1"/>
-          <w:bCs w:val="1"/>
-          <w:sz w:val="24"/>
-          <w:szCs w:val="24"/>
-          <w:rtl w:val="0"/>
-        </w:rPr>
-        <w:t xml:space="preserve">TN (True Negative - Tin thật được dự đoán đúng):</w:t>
-      </w:r>
-      <w:r>
-        <w:rPr>
-          <w:rFonts w:ascii="Times New Roman" w:cs="Times New Roman" w:eastAsia="Times New Roman" w:hAnsi="Times New Roman"/>
-          <w:sz w:val="24"/>
-          <w:szCs w:val="24"/>
-          <w:rtl w:val="0"/>
-        </w:rPr>
-        <w:t xml:space="preserve"> Số lượng tin thật được mô hình dự đoán chính xác là Tin thật.</w:t>
-      </w:r>
-      <w:r>
-        <w:rPr>
-          <w:rtl w:val="0"/>
-        </w:rPr>
-      </w:r>
-    </w:p>
-    <w:p>
-      <w:pPr>
-        <w:numPr>
-          <w:ilvl w:val="0"/>
-          <w:numId w:val="7"/>
-        </w:numPr>
-        <w:ind w:left="720" w:hanging="360"/>
-      </w:pPr>
-      <w:r>
-        <w:rPr>
-          <w:rFonts w:ascii="Times New Roman" w:cs="Times New Roman" w:eastAsia="Times New Roman" w:hAnsi="Times New Roman"/>
-          <w:b w:val="1"/>
-          <w:bCs w:val="1"/>
-          <w:sz w:val="24"/>
-          <w:szCs w:val="24"/>
-          <w:rtl w:val="0"/>
-        </w:rPr>
-        <w:t xml:space="preserve">FN (False Negative - Tin giả bị bỏ sót):</w:t>
-      </w:r>
-      <w:r>
-        <w:rPr>
-          <w:rFonts w:ascii="Times New Roman" w:cs="Times New Roman" w:eastAsia="Times New Roman" w:hAnsi="Times New Roman"/>
-          <w:sz w:val="24"/>
-          <w:szCs w:val="24"/>
-          <w:rtl w:val="0"/>
-        </w:rPr>
-        <w:t xml:space="preserve"> Số lượng tin giả bị mô hình dự đoán nhầm là Tin thật (Lỗi loại II).</w:t>
-      </w:r>
-      <w:r>
-        <w:rPr>
-          <w:rtl w:val="0"/>
-        </w:rPr>
-      </w:r>
-    </w:p>
-    <w:p>
-      <w:pPr>
-        <w:spacing w:after="120" w:line="312" w:lineRule="auto"/>
-        <w:rPr/>
-      </w:pPr>
-      <w:r>
-        <w:rPr>
-          <w:rFonts w:ascii="Times New Roman" w:cs="Times New Roman" w:eastAsia="Times New Roman" w:hAnsi="Times New Roman"/>
-          <w:b w:val="1"/>
-          <w:bCs w:val="1"/>
-          <w:sz w:val="24"/>
-          <w:szCs w:val="24"/>
-          <w:rtl w:val="0"/>
-        </w:rPr>
-        <w:t xml:space="preserve">Các công thức tính toán:</w:t>
-      </w:r>
-      <w:r>
-        <w:rPr>
-          <w:rtl w:val="0"/>
-        </w:rPr>
-      </w:r>
-    </w:p>
-    <w:p>
-      <w:pPr>
-        <w:numPr>
-          <w:ilvl w:val="0"/>
-          <w:numId w:val="2"/>
-        </w:numPr>
-        <w:ind w:left="720" w:hanging="360"/>
-      </w:pPr>
-      <w:r>
-        <w:rPr>
-          <w:rFonts w:ascii="Times New Roman" w:cs="Times New Roman" w:eastAsia="Times New Roman" w:hAnsi="Times New Roman"/>
-          <w:b w:val="1"/>
-          <w:bCs w:val="1"/>
-          <w:sz w:val="24"/>
-          <w:szCs w:val="24"/>
-          <w:rtl w:val="0"/>
-        </w:rPr>
-        <w:t xml:space="preserve">Precision (Độ chuẩn xác):</w:t>
-      </w:r>
-      <w:r>
-        <w:rPr>
-          <w:rtl w:val="0"/>
-        </w:rPr>
-      </w:r>
-    </w:p>
-    <w:p>
-      <w:pPr>
-        <w:ind w:left="0" w:firstLine="0"/>
+        <w:ind w:left="1440" w:firstLine="720"/>
         <w:rPr/>
       </w:pPr>
       <w:r>
@@ -4426,14 +4073,14 @@
         </w:rPr>
         <w:drawing>
           <wp:inline distB="114300" distT="114300" distL="114300" distR="114300">
-            <wp:extent cx="1991812" cy="603817"/>
+            <wp:extent cx="1991812" cy="603818"/>
             <wp:effectExtent b="0" l="0" r="0" t="0"/>
-            <wp:docPr id="2" name="image3.png"/>
+            <wp:docPr id="1" name="image4.png"/>
             <a:graphic>
               <a:graphicData uri="http://schemas.openxmlformats.org/drawingml/2006/picture">
                 <pic:pic>
                   <pic:nvPicPr>
-                    <pic:cNvPr id="0" name="image3.png"/>
+                    <pic:cNvPr id="0" name="image4.png"/>
                     <pic:cNvPicPr preferRelativeResize="0"/>
                   </pic:nvPicPr>
                   <pic:blipFill>
@@ -4446,7 +4093,7 @@
                   <pic:spPr>
                     <a:xfrm>
                       <a:off x="0" y="0"/>
-                      <a:ext cx="1991812" cy="603817"/>
+                      <a:ext cx="1991812" cy="603818"/>
                     </a:xfrm>
                     <a:prstGeom prst="rect"/>
                     <a:ln/>
@@ -4467,9 +4114,14 @@
       <w:pPr>
         <w:numPr>
           <w:ilvl w:val="0"/>
-          <w:numId w:val="2"/>
+          <w:numId w:val="1"/>
         </w:numPr>
+        <w:spacing w:after="200" w:before="0" w:lineRule="auto"/>
         <w:ind w:left="720" w:hanging="360"/>
+        <w:rPr>
+          <w:sz w:val="24"/>
+          <w:szCs w:val="24"/>
+        </w:rPr>
       </w:pPr>
       <w:r>
         <w:rPr>
@@ -4482,29 +4134,37 @@
         </w:rPr>
         <w:t xml:space="preserve">Recall (Độ nhạy):</w:t>
       </w:r>
-    </w:p>
-    <w:p>
-      <w:pPr>
-        <w:rPr>
-          <w:rFonts w:ascii="Times New Roman" w:cs="Times New Roman" w:eastAsia="Times New Roman" w:hAnsi="Times New Roman"/>
-          <w:b w:val="1"/>
-          <w:bCs w:val="1"/>
-          <w:sz w:val="24"/>
-          <w:szCs w:val="24"/>
-        </w:rPr>
-      </w:pPr>
-      <w:r>
+      <w:r>
+        <w:rPr>
+          <w:rFonts w:ascii="Times New Roman" w:cs="Times New Roman" w:eastAsia="Times New Roman" w:hAnsi="Times New Roman"/>
+          <w:sz w:val="24"/>
+          <w:szCs w:val="24"/>
+          <w:rtl w:val="0"/>
+        </w:rPr>
+        <w:t xml:space="preserve"> Tỷ lệ tin giả mà mô hình phát hiện thành công trên tổng số tin giả thực tế có trong tập dữ liệu. Chỉ số này phản ánh năng lực "quét" dữ liệu. Recall càng cao chứng tỏ hệ thống càng rà soát chặt chẽ, hạn chế tối đa việc bỏ lọt tin độc hại (False Negative) ra cộng đồng.</w:t>
+      </w:r>
+    </w:p>
+    <w:p>
+      <w:pPr>
+        <w:ind w:left="1440" w:firstLine="720"/>
         <w:rPr/>
+      </w:pPr>
+      <w:r>
+        <w:rPr>
+          <w:rFonts w:ascii="Times New Roman" w:cs="Times New Roman" w:eastAsia="Times New Roman" w:hAnsi="Times New Roman"/>
+          <w:sz w:val="24"/>
+          <w:szCs w:val="24"/>
+        </w:rPr>
         <w:drawing>
           <wp:inline distB="114300" distT="114300" distL="114300" distR="114300">
-            <wp:extent cx="1953712" cy="628253"/>
+            <wp:extent cx="1953712" cy="628252"/>
             <wp:effectExtent b="0" l="0" r="0" t="0"/>
-            <wp:docPr id="1" name="image1.png"/>
+            <wp:docPr id="3" name="image2.png"/>
             <a:graphic>
               <a:graphicData uri="http://schemas.openxmlformats.org/drawingml/2006/picture">
                 <pic:pic>
                   <pic:nvPicPr>
-                    <pic:cNvPr id="0" name="image1.png"/>
+                    <pic:cNvPr id="0" name="image2.png"/>
                     <pic:cNvPicPr preferRelativeResize="0"/>
                   </pic:nvPicPr>
                   <pic:blipFill>
@@ -4517,7 +4177,7 @@
                   <pic:spPr>
                     <a:xfrm>
                       <a:off x="0" y="0"/>
-                      <a:ext cx="1953712" cy="628253"/>
+                      <a:ext cx="1953712" cy="628252"/>
                     </a:xfrm>
                     <a:prstGeom prst="rect"/>
                     <a:ln/>
@@ -4538,9 +4198,14 @@
       <w:pPr>
         <w:numPr>
           <w:ilvl w:val="0"/>
-          <w:numId w:val="2"/>
+          <w:numId w:val="1"/>
         </w:numPr>
+        <w:spacing w:after="200" w:before="0" w:lineRule="auto"/>
         <w:ind w:left="720" w:hanging="360"/>
+        <w:rPr>
+          <w:sz w:val="24"/>
+          <w:szCs w:val="24"/>
+        </w:rPr>
       </w:pPr>
       <w:r>
         <w:rPr>
@@ -4553,36 +4218,77 @@
         </w:rPr>
         <w:t xml:space="preserve">F1-Score:</w:t>
       </w:r>
-    </w:p>
-    <w:p>
-      <w:pPr>
-        <w:ind w:left="0" w:firstLine="0"/>
-        <w:rPr>
-          <w:rFonts w:ascii="Times New Roman" w:cs="Times New Roman" w:eastAsia="Times New Roman" w:hAnsi="Times New Roman"/>
-          <w:b w:val="1"/>
-          <w:bCs w:val="1"/>
-          <w:sz w:val="24"/>
-          <w:szCs w:val="24"/>
-        </w:rPr>
-      </w:pPr>
-      <w:r>
-        <w:rPr>
-          <w:rFonts w:ascii="Times New Roman" w:cs="Times New Roman" w:eastAsia="Times New Roman" w:hAnsi="Times New Roman"/>
-          <w:b w:val="1"/>
-          <w:bCs w:val="1"/>
+      <w:r>
+        <w:rPr>
+          <w:rFonts w:ascii="Times New Roman" w:cs="Times New Roman" w:eastAsia="Times New Roman" w:hAnsi="Times New Roman"/>
+          <w:sz w:val="24"/>
+          <w:szCs w:val="24"/>
+          <w:rtl w:val="0"/>
+        </w:rPr>
+        <w:t xml:space="preserve"> Là trung bình điều hòa giữa Precision và Recall. </w:t>
+      </w:r>
+      <w:r>
+        <w:rPr>
+          <w:rFonts w:ascii="Times New Roman" w:cs="Times New Roman" w:eastAsia="Times New Roman" w:hAnsi="Times New Roman"/>
+          <w:b w:val="1"/>
+          <w:bCs w:val="1"/>
+          <w:sz w:val="24"/>
+          <w:szCs w:val="24"/>
+          <w:rtl w:val="0"/>
+        </w:rPr>
+        <w:t xml:space="preserve">Trong bài toán này, F1-Score của lớp Tin giả (Fake) được xem là thang đo quan trọng nhất</w:t>
+      </w:r>
+      <w:r>
+        <w:rPr>
+          <w:rFonts w:ascii="Times New Roman" w:cs="Times New Roman" w:eastAsia="Times New Roman" w:hAnsi="Times New Roman"/>
+          <w:sz w:val="24"/>
+          <w:szCs w:val="24"/>
+          <w:rtl w:val="0"/>
+        </w:rPr>
+        <w:t xml:space="preserve"> vì nó cân bằng hiệu suất của mô hình khi dữ liệu mất cân bằng. </w:t>
+      </w:r>
+      <w:r>
+        <w:rPr>
+          <w:rFonts w:ascii="Times New Roman" w:cs="Times New Roman" w:eastAsia="Times New Roman" w:hAnsi="Times New Roman"/>
+          <w:b w:val="1"/>
+          <w:bCs w:val="1"/>
+          <w:sz w:val="24"/>
+          <w:szCs w:val="24"/>
+          <w:rtl w:val="0"/>
+        </w:rPr>
+        <w:t xml:space="preserve">Nhóm đặc biệt nhấn mạnh vào F1-Score và Recall của lớp Fake</w:t>
+      </w:r>
+      <w:r>
+        <w:rPr>
+          <w:rFonts w:ascii="Times New Roman" w:cs="Times New Roman" w:eastAsia="Times New Roman" w:hAnsi="Times New Roman"/>
+          <w:sz w:val="24"/>
+          <w:szCs w:val="24"/>
+          <w:rtl w:val="0"/>
+        </w:rPr>
+        <w:t xml:space="preserve"> để đảm bảo mô hình không bỏ sót các tin độc hại (False Negative).</w:t>
+      </w:r>
+    </w:p>
+    <w:p>
+      <w:pPr>
+        <w:ind w:left="1440" w:firstLine="720"/>
+        <w:rPr/>
+      </w:pPr>
+      <w:r>
+        <w:rPr>
+          <w:rFonts w:ascii="Times New Roman" w:cs="Times New Roman" w:eastAsia="Times New Roman" w:hAnsi="Times New Roman"/>
           <w:sz w:val="24"/>
           <w:szCs w:val="24"/>
         </w:rPr>
         <w:drawing>
           <wp:inline distB="114300" distT="114300" distL="114300" distR="114300">
-            <wp:extent cx="2391862" cy="586851"/>
+            <wp:extent cx="2391862" cy="586850"/>
             <wp:effectExtent b="0" l="0" r="0" t="0"/>
-            <wp:docPr id="4" name="image2.png"/>
+            <wp:docPr id="4" name="image1.png"/>
             <a:graphic>
               <a:graphicData uri="http://schemas.openxmlformats.org/drawingml/2006/picture">
                 <pic:pic>
                   <pic:nvPicPr>
-                    <pic:cNvPr id="0" name="image2.png"/>
+                    <pic:cNvPr id="0" name="image1.png"/>
                     <pic:cNvPicPr preferRelativeResize="0"/>
                   </pic:nvPicPr>
                   <pic:blipFill>
@@ -4595,7 +4301,7 @@
                   <pic:spPr>
                     <a:xfrm>
                       <a:off x="0" y="0"/>
-                      <a:ext cx="2391862" cy="586851"/>
+                      <a:ext cx="2391862" cy="586850"/>
                     </a:xfrm>
                     <a:prstGeom prst="rect"/>
                     <a:ln/>
@@ -4616,9 +4322,116 @@
       <w:pPr>
         <w:numPr>
           <w:ilvl w:val="0"/>
-          <w:numId w:val="2"/>
+          <w:numId w:val="1"/>
         </w:numPr>
+        <w:spacing w:after="200" w:before="0" w:lineRule="auto"/>
         <w:ind w:left="720" w:hanging="360"/>
+        <w:rPr>
+          <w:sz w:val="24"/>
+          <w:szCs w:val="24"/>
+        </w:rPr>
+      </w:pPr>
+      <w:r>
+        <w:rPr>
+          <w:rFonts w:ascii="Times New Roman" w:cs="Times New Roman" w:eastAsia="Times New Roman" w:hAnsi="Times New Roman"/>
+          <w:b w:val="1"/>
+          <w:bCs w:val="1"/>
+          <w:sz w:val="24"/>
+          <w:szCs w:val="24"/>
+          <w:rtl w:val="0"/>
+        </w:rPr>
+        <w:t xml:space="preserve">Macro-F1:</w:t>
+      </w:r>
+      <w:r>
+        <w:rPr>
+          <w:rFonts w:ascii="Times New Roman" w:cs="Times New Roman" w:eastAsia="Times New Roman" w:hAnsi="Times New Roman"/>
+          <w:sz w:val="24"/>
+          <w:szCs w:val="24"/>
+          <w:rtl w:val="0"/>
+        </w:rPr>
+        <w:t xml:space="preserve"> Được tính bằng trung bình F1-Score của từng lớp (Tin thật và Tin giả). Thước đo này hữu ích khi đánh giá mô hình trên các tập dữ liệu bị mất cân bằng hoặc khi kiểm tra trên tập dữ liệu có phân phối khác.</w:t>
+      </w:r>
+    </w:p>
+    <w:p>
+      <w:pPr>
+        <w:numPr>
+          <w:ilvl w:val="0"/>
+          <w:numId w:val="1"/>
+        </w:numPr>
+        <w:spacing w:after="200" w:before="0" w:lineRule="auto"/>
+        <w:ind w:left="720" w:hanging="360"/>
+        <w:rPr>
+          <w:sz w:val="24"/>
+          <w:szCs w:val="24"/>
+        </w:rPr>
+      </w:pPr>
+      <w:r>
+        <w:rPr>
+          <w:rFonts w:ascii="Times New Roman" w:cs="Times New Roman" w:eastAsia="Times New Roman" w:hAnsi="Times New Roman"/>
+          <w:b w:val="1"/>
+          <w:bCs w:val="1"/>
+          <w:sz w:val="24"/>
+          <w:szCs w:val="24"/>
+          <w:rtl w:val="0"/>
+        </w:rPr>
+        <w:t xml:space="preserve">ROC-AUC (Receiver Operating Characteristic - Area Under Curve):</w:t>
+      </w:r>
+      <w:r>
+        <w:rPr>
+          <w:rFonts w:ascii="Times New Roman" w:cs="Times New Roman" w:eastAsia="Times New Roman" w:hAnsi="Times New Roman"/>
+          <w:sz w:val="24"/>
+          <w:szCs w:val="24"/>
+          <w:rtl w:val="0"/>
+        </w:rPr>
+        <w:t xml:space="preserve"> Đánh giá khả năng phân biệt giữa Tin thật và Tin giả trên mọi ngưỡng quyết định. Chỉ số này cần thiết để đánh giá toàn diện mô hình, đặc biệt khi dữ liệu mất cân bằng.</w:t>
+      </w:r>
+    </w:p>
+    <w:p>
+      <w:pPr>
+        <w:numPr>
+          <w:ilvl w:val="0"/>
+          <w:numId w:val="1"/>
+        </w:numPr>
+        <w:spacing w:after="200" w:lineRule="auto"/>
+        <w:ind w:left="720" w:hanging="360"/>
+        <w:rPr>
+          <w:sz w:val="24"/>
+          <w:szCs w:val="24"/>
+        </w:rPr>
+      </w:pPr>
+      <w:r>
+        <w:rPr>
+          <w:rFonts w:ascii="Times New Roman" w:cs="Times New Roman" w:eastAsia="Times New Roman" w:hAnsi="Times New Roman"/>
+          <w:b w:val="1"/>
+          <w:bCs w:val="1"/>
+          <w:sz w:val="24"/>
+          <w:szCs w:val="24"/>
+          <w:rtl w:val="0"/>
+        </w:rPr>
+        <w:t xml:space="preserve">Confusion Matrix (Ma trận nhầm lẫn):</w:t>
+      </w:r>
+      <w:r>
+        <w:rPr>
+          <w:rFonts w:ascii="Times New Roman" w:cs="Times New Roman" w:eastAsia="Times New Roman" w:hAnsi="Times New Roman"/>
+          <w:sz w:val="24"/>
+          <w:szCs w:val="24"/>
+          <w:rtl w:val="0"/>
+        </w:rPr>
+        <w:t xml:space="preserve"> Biểu diễn trực quan số lượng Tin giả bị bỏ sót (False Negative) và Tin thật bị gắn nhầm (False Positive). Ma trận này rất quan trọng để phân tích lỗi phân loại và xác định lỗi mô hình (Tin giả bị bỏ sót nhiều hay Tin thật bị gắn nhầm nhiều).</w:t>
+      </w:r>
+    </w:p>
+    <w:p>
+      <w:pPr>
+        <w:numPr>
+          <w:ilvl w:val="0"/>
+          <w:numId w:val="1"/>
+        </w:numPr>
+        <w:spacing w:after="200" w:lineRule="auto"/>
+        <w:ind w:left="720" w:hanging="360"/>
+        <w:rPr>
+          <w:sz w:val="24"/>
+          <w:szCs w:val="24"/>
+        </w:rPr>
       </w:pPr>
       <w:r>
         <w:rPr>
@@ -4631,36 +4444,37 @@
         </w:rPr>
         <w:t xml:space="preserve">Accuracy (Độ chính xác tổng thể):</w:t>
       </w:r>
-    </w:p>
-    <w:p>
-      <w:pPr>
-        <w:ind w:left="0" w:firstLine="0"/>
-        <w:rPr>
-          <w:rFonts w:ascii="Times New Roman" w:cs="Times New Roman" w:eastAsia="Times New Roman" w:hAnsi="Times New Roman"/>
-          <w:b w:val="1"/>
-          <w:bCs w:val="1"/>
-          <w:sz w:val="24"/>
-          <w:szCs w:val="24"/>
-        </w:rPr>
-      </w:pPr>
-      <w:r>
-        <w:rPr>
-          <w:rFonts w:ascii="Times New Roman" w:cs="Times New Roman" w:eastAsia="Times New Roman" w:hAnsi="Times New Roman"/>
-          <w:b w:val="1"/>
-          <w:bCs w:val="1"/>
+      <w:r>
+        <w:rPr>
+          <w:rFonts w:ascii="Times New Roman" w:cs="Times New Roman" w:eastAsia="Times New Roman" w:hAnsi="Times New Roman"/>
+          <w:sz w:val="24"/>
+          <w:szCs w:val="24"/>
+          <w:rtl w:val="0"/>
+        </w:rPr>
+        <w:t xml:space="preserve"> Tỷ lệ dự đoán đúng trên toàn bộ tập dữ liệu. Thang đo này chỉ mang tính chất tham khảo phụ trợ, không được dùng làm thước đo chính do dễ bị sai lệch khi số lượng tin thật áp đảo tin giả.</w:t>
+      </w:r>
+    </w:p>
+    <w:p>
+      <w:pPr>
+        <w:ind w:left="720" w:firstLine="720"/>
+        <w:rPr/>
+      </w:pPr>
+      <w:r>
+        <w:rPr>
+          <w:rFonts w:ascii="Times New Roman" w:cs="Times New Roman" w:eastAsia="Times New Roman" w:hAnsi="Times New Roman"/>
           <w:sz w:val="24"/>
           <w:szCs w:val="24"/>
         </w:rPr>
         <w:drawing>
           <wp:inline distB="114300" distT="114300" distL="114300" distR="114300">
-            <wp:extent cx="3458663" cy="683960"/>
+            <wp:extent cx="3458662" cy="683960"/>
             <wp:effectExtent b="0" l="0" r="0" t="0"/>
-            <wp:docPr id="3" name="image5.png"/>
+            <wp:docPr id="2" name="image3.png"/>
             <a:graphic>
               <a:graphicData uri="http://schemas.openxmlformats.org/drawingml/2006/picture">
                 <pic:pic>
                   <pic:nvPicPr>
-                    <pic:cNvPr id="0" name="image5.png"/>
+                    <pic:cNvPr id="0" name="image3.png"/>
                     <pic:cNvPicPr preferRelativeResize="0"/>
                   </pic:nvPicPr>
                   <pic:blipFill>
@@ -4673,7 +4487,7 @@
                   <pic:spPr>
                     <a:xfrm>
                       <a:off x="0" y="0"/>
-                      <a:ext cx="3458663" cy="683960"/>
+                      <a:ext cx="3458662" cy="683960"/>
                     </a:xfrm>
                     <a:prstGeom prst="rect"/>
                     <a:ln/>
@@ -4692,25 +4506,69 @@
     </w:p>
     <w:p>
       <w:pPr>
-        <w:ind w:left="720" w:firstLine="0"/>
-        <w:rPr>
-          <w:rFonts w:ascii="Times New Roman" w:cs="Times New Roman" w:eastAsia="Times New Roman" w:hAnsi="Times New Roman"/>
-          <w:b w:val="1"/>
-          <w:bCs w:val="1"/>
-          <w:sz w:val="24"/>
-          <w:szCs w:val="24"/>
-        </w:rPr>
-      </w:pPr>
-      <w:r>
-        <w:rPr>
-          <w:rtl w:val="0"/>
-        </w:rPr>
-      </w:r>
-    </w:p>
-    <w:p>
-      <w:pPr>
-        <w:ind w:left="720" w:hanging="360"/>
-        <w:rPr/>
+        <w:spacing w:after="120" w:line="312" w:lineRule="auto"/>
+        <w:rPr>
+          <w:rFonts w:ascii="Times New Roman" w:cs="Times New Roman" w:eastAsia="Times New Roman" w:hAnsi="Times New Roman"/>
+          <w:sz w:val="24"/>
+          <w:szCs w:val="24"/>
+        </w:rPr>
+      </w:pPr>
+      <w:r>
+        <w:rPr>
+          <w:rFonts w:ascii="Times New Roman" w:cs="Times New Roman" w:eastAsia="Times New Roman" w:hAnsi="Times New Roman"/>
+          <w:sz w:val="24"/>
+          <w:szCs w:val="24"/>
+          <w:rtl w:val="0"/>
+        </w:rPr>
+        <w:t xml:space="preserve">Trong bài toán nhận diện tin giả, việc chỉ sử dụng Độ chính xác (Accuracy) để đánh giá mô hình là không đủ tin cậy do đặc thù mất cân bằng dữ liệu (Imbalanced Data). Trong thực tế, số lượng tin thật luôn áp đảo hoàn toàn so với tin giả.</w:t>
+      </w:r>
+    </w:p>
+    <w:p>
+      <w:pPr>
+        <w:spacing w:after="120" w:line="312" w:lineRule="auto"/>
+        <w:rPr>
+          <w:rFonts w:ascii="Times New Roman" w:cs="Times New Roman" w:eastAsia="Times New Roman" w:hAnsi="Times New Roman"/>
+          <w:sz w:val="24"/>
+          <w:szCs w:val="24"/>
+        </w:rPr>
+      </w:pPr>
+      <w:r>
+        <w:rPr>
+          <w:rFonts w:ascii="Times New Roman" w:cs="Times New Roman" w:eastAsia="Times New Roman" w:hAnsi="Times New Roman"/>
+          <w:sz w:val="24"/>
+          <w:szCs w:val="24"/>
+          <w:rtl w:val="0"/>
+        </w:rPr>
+        <w:t xml:space="preserve">Giả sử tập dữ liệu có 99% là tin thật và 1% là tin giả. Nếu mô hình đoán toàn bộ đầu vào đều là "tin thật", nó vẫn đạt Accuracy 99%. Mặc dù con số này rất cao, mô hình thực chất đã thất bại hoàn toàn vì không phát hiện được bất kỳ tin giả nào.</w:t>
+      </w:r>
+    </w:p>
+    <w:p>
+      <w:pPr>
+        <w:spacing w:after="120" w:line="312" w:lineRule="auto"/>
+        <w:rPr>
+          <w:rFonts w:ascii="Times New Roman" w:cs="Times New Roman" w:eastAsia="Times New Roman" w:hAnsi="Times New Roman"/>
+          <w:sz w:val="24"/>
+          <w:szCs w:val="24"/>
+        </w:rPr>
+      </w:pPr>
+      <w:r>
+        <w:rPr>
+          <w:rFonts w:ascii="Times New Roman" w:cs="Times New Roman" w:eastAsia="Times New Roman" w:hAnsi="Times New Roman"/>
+          <w:sz w:val="24"/>
+          <w:szCs w:val="24"/>
+          <w:rtl w:val="0"/>
+        </w:rPr>
+        <w:t xml:space="preserve">Ngoài ra, bài toán tin giả mang mức độ rủi ro bất đối xứng: việc bỏ lọt tin giả thường gây hại nghiêm trọng hơn việc cảnh báo nhầm tin thật. Do đó, nghiên cứu này ưu tiên sử dụng các thang đo khách quan hơn như Confusion Matrix, ROC-AUC, và đặc biệt là F1-Score của lớp Tin giả để đánh giá chính xác năng lực thực sự của mô hình.</w:t>
+      </w:r>
+    </w:p>
+    <w:p>
+      <w:pPr>
+        <w:spacing w:after="120" w:line="312" w:lineRule="auto"/>
+        <w:rPr>
+          <w:rFonts w:ascii="Times New Roman" w:cs="Times New Roman" w:eastAsia="Times New Roman" w:hAnsi="Times New Roman"/>
+          <w:sz w:val="24"/>
+          <w:szCs w:val="24"/>
+        </w:rPr>
       </w:pPr>
       <w:r>
         <w:rPr>
@@ -4892,7 +4750,7 @@
           <w:szCs w:val="24"/>
           <w:rtl w:val="0"/>
         </w:rPr>
-        <w:t xml:space="preserve">[3] N. Bhuvaneswari, K. S. Karthik, S. Naveen, và B. Jayaprakash, "Fake News Detection-Classify Articles as Real or Fake Using NLP," </w:t>
+        <w:t xml:space="preserve">[3] N. Bhuvaneswari, K. Karthik, S. Naveen, and B. Jayaprakash, "Fake News Detection-Classify Articles as Real or Fake Using NLP," in </w:t>
       </w:r>
       <w:r>
         <w:rPr>
@@ -4905,18 +4763,18 @@
           <w:szCs w:val="24"/>
           <w:rtl w:val="0"/>
         </w:rPr>
-        <w:t xml:space="preserve">Department of Computer Science and Engineering, Nandha Engineering College</w:t>
-      </w:r>
-      <w:r>
-        <w:rPr>
-          <w:rFonts w:ascii="Times New Roman" w:cs="Times New Roman" w:eastAsia="Times New Roman" w:hAnsi="Times New Roman"/>
-          <w:b w:val="1"/>
-          <w:bCs w:val="1"/>
-          <w:sz w:val="24"/>
-          <w:szCs w:val="24"/>
-          <w:rtl w:val="0"/>
-        </w:rPr>
-        <w:t xml:space="preserve">, Erode, Tamil Nadu, India.</w:t>
+        <w:t xml:space="preserve">Proc. Int. Conf. Res. Develop. Inf., Commun., Comput. Technol.</w:t>
+      </w:r>
+      <w:r>
+        <w:rPr>
+          <w:rFonts w:ascii="Times New Roman" w:cs="Times New Roman" w:eastAsia="Times New Roman" w:hAnsi="Times New Roman"/>
+          <w:b w:val="1"/>
+          <w:bCs w:val="1"/>
+          <w:sz w:val="24"/>
+          <w:szCs w:val="24"/>
+          <w:rtl w:val="0"/>
+        </w:rPr>
+        <w:t xml:space="preserve">, Jan. 2025, doi: 10.5220/0013902000004919. </w:t>
       </w:r>
       <w:r>
         <w:rPr>
@@ -4959,7 +4817,7 @@
           <w:szCs w:val="24"/>
           <w:rtl w:val="0"/>
         </w:rPr>
-        <w:t xml:space="preserve">[4] W. Antoun, F. Baly, R. Achour, A. Hussein, và H. Hajj, "State of the Art Models for Fake News Detection Tasks," </w:t>
+        <w:t xml:space="preserve">[4] W. Antoun, F. Baly, R. Achour, and A. Hussein, "State of the Art Models for Fake News Detection Tasks," in </w:t>
       </w:r>
       <w:r>
         <w:rPr>
@@ -4972,18 +4830,18 @@
           <w:szCs w:val="24"/>
           <w:rtl w:val="0"/>
         </w:rPr>
-        <w:t xml:space="preserve">Electrical and Computer Engineering Department, American University of Beirut</w:t>
-      </w:r>
-      <w:r>
-        <w:rPr>
-          <w:rFonts w:ascii="Times New Roman" w:cs="Times New Roman" w:eastAsia="Times New Roman" w:hAnsi="Times New Roman"/>
-          <w:b w:val="1"/>
-          <w:bCs w:val="1"/>
-          <w:sz w:val="24"/>
-          <w:szCs w:val="24"/>
-          <w:rtl w:val="0"/>
-        </w:rPr>
-        <w:t xml:space="preserve">, Beirut, Lebanon.</w:t>
+        <w:t xml:space="preserve">2020 IEEE International Conference on Informatics, IoT, and Enabling Technologies (ICIoT)</w:t>
+      </w:r>
+      <w:r>
+        <w:rPr>
+          <w:rFonts w:ascii="Times New Roman" w:cs="Times New Roman" w:eastAsia="Times New Roman" w:hAnsi="Times New Roman"/>
+          <w:b w:val="1"/>
+          <w:bCs w:val="1"/>
+          <w:sz w:val="24"/>
+          <w:szCs w:val="24"/>
+          <w:rtl w:val="0"/>
+        </w:rPr>
+        <w:t xml:space="preserve">, Doha, Qatar, 2020, pp. 541-546, doi: 10.1109/ICIoT48696.2020.9089524. </w:t>
       </w:r>
       <w:r>
         <w:rPr>
@@ -5747,184 +5605,6 @@
           <w:rtl w:val="0"/>
         </w:rPr>
         <w:t xml:space="preserve">Nhóm quyết định lựa chọn hướng tiếp cận dựa trên các thuật toán học máy cổ điển kết hợp với kỹ thuật phân tích tần suất từ ngữ. Các bước cụ thể bao gồm: </w:t>
-      </w:r>
-    </w:p>
-    <w:p>
-      <w:pPr>
-        <w:numPr>
-          <w:ilvl w:val="0"/>
-          <w:numId w:val="4"/>
-        </w:numPr>
-        <w:spacing w:after="120" w:line="312" w:lineRule="auto"/>
-        <w:ind w:left="720" w:hanging="360"/>
-        <w:rPr>
-          <w:rFonts w:ascii="Times New Roman" w:cs="Times New Roman" w:eastAsia="Times New Roman" w:hAnsi="Times New Roman"/>
-          <w:sz w:val="24"/>
-          <w:szCs w:val="24"/>
-          <w:u w:val="none"/>
-        </w:rPr>
-      </w:pPr>
-      <w:r>
-        <w:rPr>
-          <w:rFonts w:ascii="Times New Roman" w:cs="Times New Roman" w:eastAsia="Times New Roman" w:hAnsi="Times New Roman"/>
-          <w:sz w:val="24"/>
-          <w:szCs w:val="24"/>
-          <w:rtl w:val="0"/>
-        </w:rPr>
-        <w:t xml:space="preserve">Kiểm soát và xử lý rò rỉ dữ liệu (Data Leakage).</w:t>
-      </w:r>
-    </w:p>
-    <w:p>
-      <w:pPr>
-        <w:numPr>
-          <w:ilvl w:val="0"/>
-          <w:numId w:val="6"/>
-        </w:numPr>
-        <w:spacing w:after="200" w:before="0" w:line="312" w:lineRule="auto"/>
-        <w:ind w:left="1440" w:hanging="360"/>
-        <w:rPr>
-          <w:rFonts w:ascii="Times New Roman" w:cs="Times New Roman" w:eastAsia="Times New Roman" w:hAnsi="Times New Roman"/>
-          <w:sz w:val="24"/>
-          <w:szCs w:val="24"/>
-        </w:rPr>
-      </w:pPr>
-      <w:r>
-        <w:rPr>
-          <w:rFonts w:ascii="Times New Roman" w:cs="Times New Roman" w:eastAsia="Times New Roman" w:hAnsi="Times New Roman"/>
-          <w:sz w:val="24"/>
-          <w:szCs w:val="24"/>
-          <w:rtl w:val="0"/>
-        </w:rPr>
-        <w:t xml:space="preserve">Loại bỏ dấu hiệu nguồn tin: Xóa bỏ các cụm từ đặc trưng như </w:t>
-      </w:r>
-      <w:r>
-        <w:rPr>
-          <w:rFonts w:ascii="Times New Roman" w:cs="Times New Roman" w:eastAsia="Times New Roman" w:hAnsi="Times New Roman"/>
-          <w:i w:val="1"/>
-          <w:iCs w:val="1"/>
-          <w:sz w:val="24"/>
-          <w:szCs w:val="24"/>
-          <w:rtl w:val="0"/>
-        </w:rPr>
-        <w:t xml:space="preserve">"WASHINGTON (Reuters) -"</w:t>
-      </w:r>
-      <w:r>
-        <w:rPr>
-          <w:rFonts w:ascii="Times New Roman" w:cs="Times New Roman" w:eastAsia="Times New Roman" w:hAnsi="Times New Roman"/>
-          <w:sz w:val="24"/>
-          <w:szCs w:val="24"/>
-          <w:rtl w:val="0"/>
-        </w:rPr>
-        <w:t xml:space="preserve"> để mô hình không dựa vào tên tổ chức để phân biệt tin thật/giả. </w:t>
-      </w:r>
-    </w:p>
-    <w:p>
-      <w:pPr>
-        <w:numPr>
-          <w:ilvl w:val="0"/>
-          <w:numId w:val="6"/>
-        </w:numPr>
-        <w:spacing w:after="200" w:before="0" w:line="312" w:lineRule="auto"/>
-        <w:ind w:left="1440" w:hanging="360"/>
-        <w:rPr>
-          <w:rFonts w:ascii="Times New Roman" w:cs="Times New Roman" w:eastAsia="Times New Roman" w:hAnsi="Times New Roman"/>
-          <w:sz w:val="24"/>
-          <w:szCs w:val="24"/>
-        </w:rPr>
-      </w:pPr>
-      <w:r>
-        <w:rPr>
-          <w:rFonts w:ascii="Times New Roman" w:cs="Times New Roman" w:eastAsia="Times New Roman" w:hAnsi="Times New Roman"/>
-          <w:sz w:val="24"/>
-          <w:szCs w:val="24"/>
-          <w:rtl w:val="0"/>
-        </w:rPr>
-        <w:t xml:space="preserve">Lọc bỏ các cột thông tin gây rò rỉ: Nhóm sẽ loại bỏ các cột Subject (chủ đề) và Date (ngày tháng) ra khỏi quá trình huấn luyện, vì các yếu tố này có thể khiến mô hình bị lệch hướng theo thời điểm hoặc chủ đề cố định. </w:t>
-      </w:r>
-    </w:p>
-    <w:p>
-      <w:pPr>
-        <w:numPr>
-          <w:ilvl w:val="0"/>
-          <w:numId w:val="6"/>
-        </w:numPr>
-        <w:spacing w:after="200" w:before="0" w:line="312" w:lineRule="auto"/>
-        <w:ind w:left="1440" w:hanging="360"/>
-        <w:rPr>
-          <w:rFonts w:ascii="Times New Roman" w:cs="Times New Roman" w:eastAsia="Times New Roman" w:hAnsi="Times New Roman"/>
-          <w:sz w:val="24"/>
-          <w:szCs w:val="24"/>
-          <w:u w:val="none"/>
-        </w:rPr>
-      </w:pPr>
-      <w:r>
-        <w:rPr>
-          <w:rFonts w:ascii="Times New Roman" w:cs="Times New Roman" w:eastAsia="Times New Roman" w:hAnsi="Times New Roman"/>
-          <w:sz w:val="24"/>
-          <w:szCs w:val="24"/>
-          <w:rtl w:val="0"/>
-        </w:rPr>
-        <w:t xml:space="preserve">Chỉ tập trung vào 2 cột chứa nội dung thực sự là </w:t>
-      </w:r>
-      <w:r>
-        <w:rPr>
-          <w:rFonts w:ascii="Times New Roman" w:cs="Times New Roman" w:eastAsia="Times New Roman" w:hAnsi="Times New Roman"/>
-          <w:sz w:val="24"/>
-          <w:szCs w:val="24"/>
-          <w:rtl w:val="0"/>
-        </w:rPr>
-        <w:t xml:space="preserve">title</w:t>
-      </w:r>
-      <w:r>
-        <w:rPr>
-          <w:rFonts w:ascii="Times New Roman" w:cs="Times New Roman" w:eastAsia="Times New Roman" w:hAnsi="Times New Roman"/>
-          <w:sz w:val="24"/>
-          <w:szCs w:val="24"/>
-          <w:rtl w:val="0"/>
-        </w:rPr>
-        <w:t xml:space="preserve"> (tiêu đề) và </w:t>
-      </w:r>
-      <w:r>
-        <w:rPr>
-          <w:rFonts w:ascii="Times New Roman" w:cs="Times New Roman" w:eastAsia="Times New Roman" w:hAnsi="Times New Roman"/>
-          <w:sz w:val="24"/>
-          <w:szCs w:val="24"/>
-          <w:rtl w:val="0"/>
-        </w:rPr>
-        <w:t xml:space="preserve">text</w:t>
-      </w:r>
-      <w:r>
-        <w:rPr>
-          <w:rFonts w:ascii="Times New Roman" w:cs="Times New Roman" w:eastAsia="Times New Roman" w:hAnsi="Times New Roman"/>
-          <w:sz w:val="24"/>
-          <w:szCs w:val="24"/>
-          <w:rtl w:val="0"/>
-        </w:rPr>
-        <w:t xml:space="preserve"> (nội dung). </w:t>
-      </w:r>
-    </w:p>
-    <w:p>
-      <w:pPr>
-        <w:numPr>
-          <w:ilvl w:val="0"/>
-          <w:numId w:val="6"/>
-        </w:numPr>
-        <w:spacing w:after="200" w:before="0" w:line="312" w:lineRule="auto"/>
-        <w:ind w:left="1440" w:hanging="360"/>
-        <w:rPr>
-          <w:rFonts w:ascii="Times New Roman" w:cs="Times New Roman" w:eastAsia="Times New Roman" w:hAnsi="Times New Roman"/>
-          <w:sz w:val="24"/>
-          <w:szCs w:val="24"/>
-        </w:rPr>
-      </w:pPr>
-      <w:r>
-        <w:rPr>
-          <w:rFonts w:ascii="Times New Roman" w:cs="Times New Roman" w:eastAsia="Times New Roman" w:hAnsi="Times New Roman"/>
-          <w:sz w:val="24"/>
-          <w:szCs w:val="24"/>
-          <w:rtl w:val="0"/>
-        </w:rPr>
-        <w:t xml:space="preserve">Xử lý trùng lặp (Duplicate): Kiểm tra và loại bỏ các bài báo bị lặp lại để tránh tình trạng mô hình ghi nhớ dữ liệu thay vì học đặc trưng. </w:t>
       </w:r>
     </w:p>
     <w:p>
@@ -5939,23 +5619,177 @@
           <w:rFonts w:ascii="Times New Roman" w:cs="Times New Roman" w:eastAsia="Times New Roman" w:hAnsi="Times New Roman"/>
           <w:sz w:val="24"/>
           <w:szCs w:val="24"/>
-        </w:rPr>
-      </w:pPr>
-      <w:r>
-        <w:rPr>
-          <w:rFonts w:ascii="Times New Roman" w:cs="Times New Roman" w:eastAsia="Times New Roman" w:hAnsi="Times New Roman"/>
-          <w:sz w:val="24"/>
-          <w:szCs w:val="24"/>
-          <w:rtl w:val="0"/>
-        </w:rPr>
-        <w:t xml:space="preserve">Chiến lược xử lý dữ liệu: Tập trung tối đa vào khâu Tiền xử lý (Cleaning). Nhóm sẽ xây dựng một bộ lọc từ dừng (stop words) chuẩn và thực hiện tách từ kỹ lưỡng để loại bỏ "nhiễu" trước khi đưa vào mô hình, giúp tăng độ chính xác mà không cần tiêu tốn quá nhiều tài nguyên tính toán.</w:t>
+          <w:u w:val="none"/>
+        </w:rPr>
+      </w:pPr>
+      <w:r>
+        <w:rPr>
+          <w:rFonts w:ascii="Times New Roman" w:cs="Times New Roman" w:eastAsia="Times New Roman" w:hAnsi="Times New Roman"/>
+          <w:sz w:val="24"/>
+          <w:szCs w:val="24"/>
+          <w:rtl w:val="0"/>
+        </w:rPr>
+        <w:t xml:space="preserve">Kiểm soát và xử lý rò rỉ dữ liệu (Data Leakage).</w:t>
       </w:r>
     </w:p>
     <w:p>
       <w:pPr>
         <w:numPr>
           <w:ilvl w:val="0"/>
-          <w:numId w:val="4"/>
+          <w:numId w:val="5"/>
+        </w:numPr>
+        <w:spacing w:after="200" w:before="0" w:line="312" w:lineRule="auto"/>
+        <w:ind w:left="1440" w:hanging="360"/>
+        <w:rPr>
+          <w:rFonts w:ascii="Times New Roman" w:cs="Times New Roman" w:eastAsia="Times New Roman" w:hAnsi="Times New Roman"/>
+          <w:sz w:val="24"/>
+          <w:szCs w:val="24"/>
+        </w:rPr>
+      </w:pPr>
+      <w:r>
+        <w:rPr>
+          <w:rFonts w:ascii="Times New Roman" w:cs="Times New Roman" w:eastAsia="Times New Roman" w:hAnsi="Times New Roman"/>
+          <w:sz w:val="24"/>
+          <w:szCs w:val="24"/>
+          <w:rtl w:val="0"/>
+        </w:rPr>
+        <w:t xml:space="preserve">Loại bỏ dấu hiệu nguồn tin: Xóa bỏ các cụm từ đặc trưng như </w:t>
+      </w:r>
+      <w:r>
+        <w:rPr>
+          <w:rFonts w:ascii="Times New Roman" w:cs="Times New Roman" w:eastAsia="Times New Roman" w:hAnsi="Times New Roman"/>
+          <w:i w:val="1"/>
+          <w:iCs w:val="1"/>
+          <w:sz w:val="24"/>
+          <w:szCs w:val="24"/>
+          <w:rtl w:val="0"/>
+        </w:rPr>
+        <w:t xml:space="preserve">"WASHINGTON (Reuters) -"</w:t>
+      </w:r>
+      <w:r>
+        <w:rPr>
+          <w:rFonts w:ascii="Times New Roman" w:cs="Times New Roman" w:eastAsia="Times New Roman" w:hAnsi="Times New Roman"/>
+          <w:sz w:val="24"/>
+          <w:szCs w:val="24"/>
+          <w:rtl w:val="0"/>
+        </w:rPr>
+        <w:t xml:space="preserve"> để mô hình không dựa vào tên tổ chức để phân biệt tin thật/giả. </w:t>
+      </w:r>
+    </w:p>
+    <w:p>
+      <w:pPr>
+        <w:numPr>
+          <w:ilvl w:val="0"/>
+          <w:numId w:val="5"/>
+        </w:numPr>
+        <w:spacing w:after="200" w:before="0" w:line="312" w:lineRule="auto"/>
+        <w:ind w:left="1440" w:hanging="360"/>
+        <w:rPr>
+          <w:rFonts w:ascii="Times New Roman" w:cs="Times New Roman" w:eastAsia="Times New Roman" w:hAnsi="Times New Roman"/>
+          <w:sz w:val="24"/>
+          <w:szCs w:val="24"/>
+        </w:rPr>
+      </w:pPr>
+      <w:r>
+        <w:rPr>
+          <w:rFonts w:ascii="Times New Roman" w:cs="Times New Roman" w:eastAsia="Times New Roman" w:hAnsi="Times New Roman"/>
+          <w:sz w:val="24"/>
+          <w:szCs w:val="24"/>
+          <w:rtl w:val="0"/>
+        </w:rPr>
+        <w:t xml:space="preserve">Lọc bỏ các cột thông tin gây rò rỉ: Nhóm sẽ loại bỏ các cột Subject (chủ đề) và Date (ngày tháng) ra khỏi quá trình huấn luyện, vì các yếu tố này có thể khiến mô hình bị lệch hướng theo thời điểm hoặc chủ đề cố định. </w:t>
+      </w:r>
+    </w:p>
+    <w:p>
+      <w:pPr>
+        <w:numPr>
+          <w:ilvl w:val="0"/>
+          <w:numId w:val="5"/>
+        </w:numPr>
+        <w:spacing w:after="200" w:before="0" w:line="312" w:lineRule="auto"/>
+        <w:ind w:left="1440" w:hanging="360"/>
+        <w:rPr>
+          <w:rFonts w:ascii="Times New Roman" w:cs="Times New Roman" w:eastAsia="Times New Roman" w:hAnsi="Times New Roman"/>
+          <w:sz w:val="24"/>
+          <w:szCs w:val="24"/>
+          <w:u w:val="none"/>
+        </w:rPr>
+      </w:pPr>
+      <w:r>
+        <w:rPr>
+          <w:rFonts w:ascii="Times New Roman" w:cs="Times New Roman" w:eastAsia="Times New Roman" w:hAnsi="Times New Roman"/>
+          <w:sz w:val="24"/>
+          <w:szCs w:val="24"/>
+          <w:rtl w:val="0"/>
+        </w:rPr>
+        <w:t xml:space="preserve">Chỉ tập trung vào 2 cột chứa nội dung thực sự là </w:t>
+      </w:r>
+      <w:r>
+        <w:rPr>
+          <w:rFonts w:ascii="Times New Roman" w:cs="Times New Roman" w:eastAsia="Times New Roman" w:hAnsi="Times New Roman"/>
+          <w:sz w:val="24"/>
+          <w:szCs w:val="24"/>
+          <w:rtl w:val="0"/>
+        </w:rPr>
+        <w:t xml:space="preserve">title</w:t>
+      </w:r>
+      <w:r>
+        <w:rPr>
+          <w:rFonts w:ascii="Times New Roman" w:cs="Times New Roman" w:eastAsia="Times New Roman" w:hAnsi="Times New Roman"/>
+          <w:sz w:val="24"/>
+          <w:szCs w:val="24"/>
+          <w:rtl w:val="0"/>
+        </w:rPr>
+        <w:t xml:space="preserve"> (tiêu đề) và </w:t>
+      </w:r>
+      <w:r>
+        <w:rPr>
+          <w:rFonts w:ascii="Times New Roman" w:cs="Times New Roman" w:eastAsia="Times New Roman" w:hAnsi="Times New Roman"/>
+          <w:sz w:val="24"/>
+          <w:szCs w:val="24"/>
+          <w:rtl w:val="0"/>
+        </w:rPr>
+        <w:t xml:space="preserve">text</w:t>
+      </w:r>
+      <w:r>
+        <w:rPr>
+          <w:rFonts w:ascii="Times New Roman" w:cs="Times New Roman" w:eastAsia="Times New Roman" w:hAnsi="Times New Roman"/>
+          <w:sz w:val="24"/>
+          <w:szCs w:val="24"/>
+          <w:rtl w:val="0"/>
+        </w:rPr>
+        <w:t xml:space="preserve"> (nội dung). </w:t>
+      </w:r>
+    </w:p>
+    <w:p>
+      <w:pPr>
+        <w:numPr>
+          <w:ilvl w:val="0"/>
+          <w:numId w:val="5"/>
+        </w:numPr>
+        <w:spacing w:after="200" w:before="0" w:line="312" w:lineRule="auto"/>
+        <w:ind w:left="1440" w:hanging="360"/>
+        <w:rPr>
+          <w:rFonts w:ascii="Times New Roman" w:cs="Times New Roman" w:eastAsia="Times New Roman" w:hAnsi="Times New Roman"/>
+          <w:sz w:val="24"/>
+          <w:szCs w:val="24"/>
+        </w:rPr>
+      </w:pPr>
+      <w:r>
+        <w:rPr>
+          <w:rFonts w:ascii="Times New Roman" w:cs="Times New Roman" w:eastAsia="Times New Roman" w:hAnsi="Times New Roman"/>
+          <w:sz w:val="24"/>
+          <w:szCs w:val="24"/>
+          <w:rtl w:val="0"/>
+        </w:rPr>
+        <w:t xml:space="preserve">Xử lý trùng lặp (Duplicate): Kiểm tra và loại bỏ các bài báo bị lặp lại để tránh tình trạng mô hình ghi nhớ dữ liệu thay vì học đặc trưng. </w:t>
+      </w:r>
+    </w:p>
+    <w:p>
+      <w:pPr>
+        <w:numPr>
+          <w:ilvl w:val="0"/>
+          <w:numId w:val="2"/>
         </w:numPr>
         <w:spacing w:after="120" w:line="312" w:lineRule="auto"/>
         <w:ind w:left="720" w:hanging="360"/>
@@ -5972,14 +5806,38 @@
           <w:szCs w:val="24"/>
           <w:rtl w:val="0"/>
         </w:rPr>
-        <w:t xml:space="preserve">Phương pháp trích xuất đặc trưng (TF-IDF): Thay vì sử dụng các mô hình học sâu phức tạp, nhóm sử dụng kỹ thuật TF-IDF (Term Frequency - Inverse Document Frequency). Phương pháp này giúp gán trọng số cho từng từ dựa trên tầm quan trọng của chúng: một từ xuất hiện nhiều trong một bài báo nhưng ít xuất hiện ở các bài báo khác sẽ được coi là đặc trưng quan trọng để nhận diện tin giả.</w:t>
+        <w:t xml:space="preserve">Chiến lược xử lý dữ liệu: Tập trung tối đa vào khâu Tiền xử lý (Cleaning). Nhóm sẽ xây dựng một bộ lọc từ dừng (stop words) chuẩn và thực hiện tách từ kỹ lưỡng để loại bỏ "nhiễu" trước khi đưa vào mô hình, giúp tăng độ chính xác mà không cần tiêu tốn quá nhiều tài nguyên tính toán.</w:t>
       </w:r>
     </w:p>
     <w:p>
       <w:pPr>
         <w:numPr>
           <w:ilvl w:val="0"/>
-          <w:numId w:val="4"/>
+          <w:numId w:val="3"/>
+        </w:numPr>
+        <w:spacing w:after="120" w:line="312" w:lineRule="auto"/>
+        <w:ind w:left="720" w:hanging="360"/>
+        <w:rPr>
+          <w:rFonts w:ascii="Times New Roman" w:cs="Times New Roman" w:eastAsia="Times New Roman" w:hAnsi="Times New Roman"/>
+          <w:sz w:val="24"/>
+          <w:szCs w:val="24"/>
+        </w:rPr>
+      </w:pPr>
+      <w:r>
+        <w:rPr>
+          <w:rFonts w:ascii="Times New Roman" w:cs="Times New Roman" w:eastAsia="Times New Roman" w:hAnsi="Times New Roman"/>
+          <w:sz w:val="24"/>
+          <w:szCs w:val="24"/>
+          <w:rtl w:val="0"/>
+        </w:rPr>
+        <w:t xml:space="preserve">Phương pháp trích xuất đặc trưng (TF-IDF): Thay vì sử dụng các mô hình học sâu phức tạp, nhóm sử dụng kỹ thuật TF-IDF (Term Frequency - Inverse Document Frequency). Phương pháp này giúp gán trọng số cho từng từ dựa trên tầm quan trọng của chúng: một từ xuất hiện nhiều trong một bài báo nhưng ít xuất hiện ở các bài báo khác sẽ được coi là đặc trưng quan trọng để nhận diện tin giả.</w:t>
+      </w:r>
+    </w:p>
+    <w:p>
+      <w:pPr>
+        <w:numPr>
+          <w:ilvl w:val="0"/>
+          <w:numId w:val="3"/>
         </w:numPr>
         <w:spacing w:after="120" w:line="312" w:lineRule="auto"/>
         <w:ind w:left="720" w:hanging="360"/>
@@ -6207,93 +6065,111 @@
   <w:abstractNum w:abstractNumId="2">
     <w:lvl w:ilvl="0">
       <w:start w:val="1"/>
-      <w:numFmt w:val="decimal"/>
-      <w:lvlText w:val="%1."/>
+      <w:numFmt w:val="bullet"/>
+      <w:lvlText w:val="+"/>
       <w:lvlJc w:val="left"/>
       <w:pPr>
         <w:ind w:left="720" w:hanging="360"/>
       </w:pPr>
-      <w:rPr/>
+      <w:rPr>
+        <w:u w:val="none"/>
+      </w:rPr>
     </w:lvl>
     <w:lvl w:ilvl="1">
       <w:start w:val="1"/>
-      <w:numFmt w:val="lowerLetter"/>
-      <w:lvlText w:val="%2."/>
+      <w:numFmt w:val="bullet"/>
+      <w:lvlText w:val="+"/>
       <w:lvlJc w:val="left"/>
       <w:pPr>
         <w:ind w:left="1440" w:hanging="360"/>
       </w:pPr>
-      <w:rPr/>
+      <w:rPr>
+        <w:u w:val="none"/>
+      </w:rPr>
     </w:lvl>
     <w:lvl w:ilvl="2">
       <w:start w:val="1"/>
-      <w:numFmt w:val="lowerRoman"/>
-      <w:lvlText w:val="%3."/>
+      <w:numFmt w:val="bullet"/>
+      <w:lvlText w:val="+"/>
       <w:lvlJc w:val="left"/>
       <w:pPr>
         <w:ind w:left="2160" w:hanging="360"/>
       </w:pPr>
-      <w:rPr/>
+      <w:rPr>
+        <w:u w:val="none"/>
+      </w:rPr>
     </w:lvl>
     <w:lvl w:ilvl="3">
       <w:start w:val="1"/>
-      <w:numFmt w:val="decimal"/>
-      <w:lvlText w:val="%4."/>
+      <w:numFmt w:val="bullet"/>
+      <w:lvlText w:val="+"/>
       <w:lvlJc w:val="left"/>
       <w:pPr>
         <w:ind w:left="2880" w:hanging="360"/>
       </w:pPr>
-      <w:rPr/>
+      <w:rPr>
+        <w:u w:val="none"/>
+      </w:rPr>
     </w:lvl>
     <w:lvl w:ilvl="4">
       <w:start w:val="1"/>
-      <w:numFmt w:val="lowerLetter"/>
-      <w:lvlText w:val="%5."/>
+      <w:numFmt w:val="bullet"/>
+      <w:lvlText w:val="+"/>
       <w:lvlJc w:val="left"/>
       <w:pPr>
         <w:ind w:left="3600" w:hanging="360"/>
       </w:pPr>
-      <w:rPr/>
+      <w:rPr>
+        <w:u w:val="none"/>
+      </w:rPr>
     </w:lvl>
     <w:lvl w:ilvl="5">
       <w:start w:val="1"/>
-      <w:numFmt w:val="lowerRoman"/>
-      <w:lvlText w:val="%6."/>
+      <w:numFmt w:val="bullet"/>
+      <w:lvlText w:val="+"/>
       <w:lvlJc w:val="left"/>
       <w:pPr>
         <w:ind w:left="4320" w:hanging="360"/>
       </w:pPr>
-      <w:rPr/>
+      <w:rPr>
+        <w:u w:val="none"/>
+      </w:rPr>
     </w:lvl>
     <w:lvl w:ilvl="6">
       <w:start w:val="1"/>
-      <w:numFmt w:val="decimal"/>
-      <w:lvlText w:val="%7."/>
+      <w:numFmt w:val="bullet"/>
+      <w:lvlText w:val="+"/>
       <w:lvlJc w:val="left"/>
       <w:pPr>
         <w:ind w:left="5040" w:hanging="360"/>
       </w:pPr>
-      <w:rPr/>
+      <w:rPr>
+        <w:u w:val="none"/>
+      </w:rPr>
     </w:lvl>
     <w:lvl w:ilvl="7">
       <w:start w:val="1"/>
-      <w:numFmt w:val="lowerLetter"/>
-      <w:lvlText w:val="%8."/>
+      <w:numFmt w:val="bullet"/>
+      <w:lvlText w:val="+"/>
       <w:lvlJc w:val="left"/>
       <w:pPr>
         <w:ind w:left="5760" w:hanging="360"/>
       </w:pPr>
-      <w:rPr/>
+      <w:rPr>
+        <w:u w:val="none"/>
+      </w:rPr>
     </w:lvl>
     <w:lvl w:ilvl="8">
       <w:start w:val="1"/>
-      <w:numFmt w:val="lowerRoman"/>
-      <w:lvlText w:val="%9."/>
+      <w:numFmt w:val="bullet"/>
+      <w:lvlText w:val="+"/>
       <w:lvlJc w:val="left"/>
       <w:pPr>
         <w:ind w:left="6480" w:hanging="360"/>
       </w:pPr>
-      <w:rPr/>
+      <w:rPr>
+        <w:u w:val="none"/>
+      </w:rPr>
     </w:lvl>
   </w:abstractNum>
   <w:abstractNum w:abstractNumId="3">
@@ -6520,10 +6396,10 @@
     <w:lvl w:ilvl="0">
       <w:start w:val="1"/>
       <w:numFmt w:val="bullet"/>
-      <w:lvlText w:val="+"/>
+      <w:lvlText w:val="●"/>
       <w:lvlJc w:val="left"/>
       <w:pPr>
-        <w:ind w:left="720" w:hanging="360"/>
+        <w:ind w:left="1440" w:hanging="360"/>
       </w:pPr>
       <w:rPr>
         <w:u w:val="none"/>
@@ -6532,10 +6408,10 @@
     <w:lvl w:ilvl="1">
       <w:start w:val="1"/>
       <w:numFmt w:val="bullet"/>
-      <w:lvlText w:val="+"/>
+      <w:lvlText w:val="○"/>
       <w:lvlJc w:val="left"/>
       <w:pPr>
-        <w:ind w:left="1440" w:hanging="360"/>
+        <w:ind w:left="2160" w:hanging="360"/>
       </w:pPr>
       <w:rPr>
         <w:u w:val="none"/>
@@ -6544,10 +6420,10 @@
     <w:lvl w:ilvl="2">
       <w:start w:val="1"/>
       <w:numFmt w:val="bullet"/>
-      <w:lvlText w:val="+"/>
+      <w:lvlText w:val="■"/>
       <w:lvlJc w:val="left"/>
       <w:pPr>
-        <w:ind w:left="2160" w:hanging="360"/>
+        <w:ind w:left="2880" w:hanging="360"/>
       </w:pPr>
       <w:rPr>
         <w:u w:val="none"/>
@@ -6556,10 +6432,10 @@
     <w:lvl w:ilvl="3">
       <w:start w:val="1"/>
       <w:numFmt w:val="bullet"/>
-      <w:lvlText w:val="+"/>
+      <w:lvlText w:val="●"/>
       <w:lvlJc w:val="left"/>
       <w:pPr>
-        <w:ind w:left="2880" w:hanging="360"/>
+        <w:ind w:left="3600" w:hanging="360"/>
       </w:pPr>
       <w:rPr>
         <w:u w:val="none"/>
@@ -6568,10 +6444,10 @@
     <w:lvl w:ilvl="4">
       <w:start w:val="1"/>
       <w:numFmt w:val="bullet"/>
-      <w:lvlText w:val="+"/>
+      <w:lvlText w:val="○"/>
       <w:lvlJc w:val="left"/>
       <w:pPr>
-        <w:ind w:left="3600" w:hanging="360"/>
+        <w:ind w:left="4320" w:hanging="360"/>
       </w:pPr>
       <w:rPr>
         <w:u w:val="none"/>
@@ -6580,10 +6456,10 @@
     <w:lvl w:ilvl="5">
       <w:start w:val="1"/>
       <w:numFmt w:val="bullet"/>
-      <w:lvlText w:val="+"/>
+      <w:lvlText w:val="■"/>
       <w:lvlJc w:val="left"/>
       <w:pPr>
-        <w:ind w:left="4320" w:hanging="360"/>
+        <w:ind w:left="5040" w:hanging="360"/>
       </w:pPr>
       <w:rPr>
         <w:u w:val="none"/>
@@ -6592,10 +6468,10 @@
     <w:lvl w:ilvl="6">
       <w:start w:val="1"/>
       <w:numFmt w:val="bullet"/>
-      <w:lvlText w:val="+"/>
+      <w:lvlText w:val="●"/>
       <w:lvlJc w:val="left"/>
       <w:pPr>
-        <w:ind w:left="5040" w:hanging="360"/>
+        <w:ind w:left="5760" w:hanging="360"/>
       </w:pPr>
       <w:rPr>
         <w:u w:val="none"/>
@@ -6604,10 +6480,10 @@
     <w:lvl w:ilvl="7">
       <w:start w:val="1"/>
       <w:numFmt w:val="bullet"/>
-      <w:lvlText w:val="+"/>
+      <w:lvlText w:val="○"/>
       <w:lvlJc w:val="left"/>
       <w:pPr>
-        <w:ind w:left="5760" w:hanging="360"/>
+        <w:ind w:left="6480" w:hanging="360"/>
       </w:pPr>
       <w:rPr>
         <w:u w:val="none"/>
@@ -6616,10 +6492,10 @@
     <w:lvl w:ilvl="8">
       <w:start w:val="1"/>
       <w:numFmt w:val="bullet"/>
-      <w:lvlText w:val="+"/>
+      <w:lvlText w:val="■"/>
       <w:lvlJc w:val="left"/>
       <w:pPr>
-        <w:ind w:left="6480" w:hanging="360"/>
+        <w:ind w:left="7200" w:hanging="360"/>
       </w:pPr>
       <w:rPr>
         <w:u w:val="none"/>
@@ -6633,7 +6509,99 @@
       <w:lvlText w:val="●"/>
       <w:lvlJc w:val="left"/>
       <w:pPr>
+        <w:ind w:left="720" w:hanging="360"/>
+      </w:pPr>
+      <w:rPr/>
+    </w:lvl>
+    <w:lvl w:ilvl="1">
+      <w:start w:val="1"/>
+      <w:numFmt w:val="bullet"/>
+      <w:lvlText w:val="○"/>
+      <w:lvlJc w:val="left"/>
+      <w:pPr>
         <w:ind w:left="1440" w:hanging="360"/>
+      </w:pPr>
+      <w:rPr/>
+    </w:lvl>
+    <w:lvl w:ilvl="2">
+      <w:start w:val="1"/>
+      <w:numFmt w:val="bullet"/>
+      <w:lvlText w:val="■"/>
+      <w:lvlJc w:val="left"/>
+      <w:pPr>
+        <w:ind w:left="2160" w:hanging="360"/>
+      </w:pPr>
+      <w:rPr/>
+    </w:lvl>
+    <w:lvl w:ilvl="3">
+      <w:start w:val="1"/>
+      <w:numFmt w:val="bullet"/>
+      <w:lvlText w:val="●"/>
+      <w:lvlJc w:val="left"/>
+      <w:pPr>
+        <w:ind w:left="2880" w:hanging="360"/>
+      </w:pPr>
+      <w:rPr/>
+    </w:lvl>
+    <w:lvl w:ilvl="4">
+      <w:start w:val="1"/>
+      <w:numFmt w:val="bullet"/>
+      <w:lvlText w:val="○"/>
+      <w:lvlJc w:val="left"/>
+      <w:pPr>
+        <w:ind w:left="3600" w:hanging="360"/>
+      </w:pPr>
+      <w:rPr/>
+    </w:lvl>
+    <w:lvl w:ilvl="5">
+      <w:start w:val="1"/>
+      <w:numFmt w:val="bullet"/>
+      <w:lvlText w:val="■"/>
+      <w:lvlJc w:val="left"/>
+      <w:pPr>
+        <w:ind w:left="4320" w:hanging="360"/>
+      </w:pPr>
+      <w:rPr/>
+    </w:lvl>
+    <w:lvl w:ilvl="6">
+      <w:start w:val="1"/>
+      <w:numFmt w:val="bullet"/>
+      <w:lvlText w:val="●"/>
+      <w:lvlJc w:val="left"/>
+      <w:pPr>
+        <w:ind w:left="5040" w:hanging="360"/>
+      </w:pPr>
+      <w:rPr/>
+    </w:lvl>
+    <w:lvl w:ilvl="7">
+      <w:start w:val="1"/>
+      <w:numFmt w:val="bullet"/>
+      <w:lvlText w:val="○"/>
+      <w:lvlJc w:val="left"/>
+      <w:pPr>
+        <w:ind w:left="5760" w:hanging="360"/>
+      </w:pPr>
+      <w:rPr/>
+    </w:lvl>
+    <w:lvl w:ilvl="8">
+      <w:start w:val="1"/>
+      <w:numFmt w:val="bullet"/>
+      <w:lvlText w:val="■"/>
+      <w:lvlJc w:val="left"/>
+      <w:pPr>
+        <w:ind w:left="6480" w:hanging="360"/>
+      </w:pPr>
+      <w:rPr/>
+    </w:lvl>
+  </w:abstractNum>
+  <w:abstractNum w:abstractNumId="7">
+    <w:lvl w:ilvl="0">
+      <w:start w:val="1"/>
+      <w:numFmt w:val="bullet"/>
+      <w:lvlText w:val="●"/>
+      <w:lvlJc w:val="left"/>
+      <w:pPr>
+        <w:ind w:left="720" w:hanging="360"/>
       </w:pPr>
       <w:rPr>
         <w:u w:val="none"/>
@@ -6645,7 +6613,7 @@
       <w:lvlText w:val="○"/>
       <w:lvlJc w:val="left"/>
       <w:pPr>
-        <w:ind w:left="2160" w:hanging="360"/>
+        <w:ind w:left="1440" w:hanging="360"/>
       </w:pPr>
       <w:rPr>
         <w:u w:val="none"/>
@@ -6657,7 +6625,7 @@
       <w:lvlText w:val="■"/>
       <w:lvlJc w:val="left"/>
       <w:pPr>
-        <w:ind w:left="2880" w:hanging="360"/>
+        <w:ind w:left="2160" w:hanging="360"/>
       </w:pPr>
       <w:rPr>
         <w:u w:val="none"/>
@@ -6669,7 +6637,7 @@
       <w:lvlText w:val="●"/>
       <w:lvlJc w:val="left"/>
       <w:pPr>
-        <w:ind w:left="3600" w:hanging="360"/>
+        <w:ind w:left="2880" w:hanging="360"/>
       </w:pPr>
       <w:rPr>
         <w:u w:val="none"/>
@@ -6681,7 +6649,7 @@
       <w:lvlText w:val="○"/>
       <w:lvlJc w:val="left"/>
       <w:pPr>
-        <w:ind w:left="4320" w:hanging="360"/>
+        <w:ind w:left="3600" w:hanging="360"/>
       </w:pPr>
       <w:rPr>
         <w:u w:val="none"/>
@@ -6693,7 +6661,7 @@
       <w:lvlText w:val="■"/>
       <w:lvlJc w:val="left"/>
       <w:pPr>
-        <w:ind w:left="5040" w:hanging="360"/>
+        <w:ind w:left="4320" w:hanging="360"/>
       </w:pPr>
       <w:rPr>
         <w:u w:val="none"/>
@@ -6705,7 +6673,7 @@
       <w:lvlText w:val="●"/>
       <w:lvlJc w:val="left"/>
       <w:pPr>
-        <w:ind w:left="5760" w:hanging="360"/>
+        <w:ind w:left="5040" w:hanging="360"/>
       </w:pPr>
       <w:rPr>
         <w:u w:val="none"/>
@@ -6717,7 +6685,7 @@
       <w:lvlText w:val="○"/>
       <w:lvlJc w:val="left"/>
       <w:pPr>
-        <w:ind w:left="6480" w:hanging="360"/>
+        <w:ind w:left="5760" w:hanging="360"/>
       </w:pPr>
       <w:rPr>
         <w:u w:val="none"/>
@@ -6729,216 +6697,14 @@
       <w:lvlText w:val="■"/>
       <w:lvlJc w:val="left"/>
       <w:pPr>
-        <w:ind w:left="7200" w:hanging="360"/>
+        <w:ind w:left="6480" w:hanging="360"/>
       </w:pPr>
       <w:rPr>
         <w:u w:val="none"/>
       </w:rPr>
     </w:lvl>
   </w:abstractNum>
-  <w:abstractNum w:abstractNumId="7">
-    <w:lvl w:ilvl="0">
-      <w:start w:val="1"/>
-      <w:numFmt w:val="bullet"/>
-      <w:lvlText w:val="●"/>
-      <w:lvlJc w:val="left"/>
-      <w:pPr>
-        <w:ind w:left="720" w:hanging="360"/>
-      </w:pPr>
-      <w:rPr/>
-    </w:lvl>
-    <w:lvl w:ilvl="1">
-      <w:start w:val="1"/>
-      <w:numFmt w:val="bullet"/>
-      <w:lvlText w:val="○"/>
-      <w:lvlJc w:val="left"/>
-      <w:pPr>
-        <w:ind w:left="1440" w:hanging="360"/>
-      </w:pPr>
-      <w:rPr/>
-    </w:lvl>
-    <w:lvl w:ilvl="2">
-      <w:start w:val="1"/>
-      <w:numFmt w:val="bullet"/>
-      <w:lvlText w:val="■"/>
-      <w:lvlJc w:val="left"/>
-      <w:pPr>
-        <w:ind w:left="2160" w:hanging="360"/>
-      </w:pPr>
-      <w:rPr/>
-    </w:lvl>
-    <w:lvl w:ilvl="3">
-      <w:start w:val="1"/>
-      <w:numFmt w:val="bullet"/>
-      <w:lvlText w:val="●"/>
-      <w:lvlJc w:val="left"/>
-      <w:pPr>
-        <w:ind w:left="2880" w:hanging="360"/>
-      </w:pPr>
-      <w:rPr/>
-    </w:lvl>
-    <w:lvl w:ilvl="4">
-      <w:start w:val="1"/>
-      <w:numFmt w:val="bullet"/>
-      <w:lvlText w:val="○"/>
-      <w:lvlJc w:val="left"/>
-      <w:pPr>
-        <w:ind w:left="3600" w:hanging="360"/>
-      </w:pPr>
-      <w:rPr/>
-    </w:lvl>
-    <w:lvl w:ilvl="5">
-      <w:start w:val="1"/>
-      <w:numFmt w:val="bullet"/>
-      <w:lvlText w:val="■"/>
-      <w:lvlJc w:val="left"/>
-      <w:pPr>
-        <w:ind w:left="4320" w:hanging="360"/>
-      </w:pPr>
-      <w:rPr/>
-    </w:lvl>
-    <w:lvl w:ilvl="6">
-      <w:start w:val="1"/>
-      <w:numFmt w:val="bullet"/>
-      <w:lvlText w:val="●"/>
-      <w:lvlJc w:val="left"/>
-      <w:pPr>
-        <w:ind w:left="5040" w:hanging="360"/>
-      </w:pPr>
-      <w:rPr/>
-    </w:lvl>
-    <w:lvl w:ilvl="7">
-      <w:start w:val="1"/>
-      <w:numFmt w:val="bullet"/>
-      <w:lvlText w:val="○"/>
-      <w:lvlJc w:val="left"/>
-      <w:pPr>
-        <w:ind w:left="5760" w:hanging="360"/>
-      </w:pPr>
-      <w:rPr/>
-    </w:lvl>
-    <w:lvl w:ilvl="8">
-      <w:start w:val="1"/>
-      <w:numFmt w:val="bullet"/>
-      <w:lvlText w:val="■"/>
-      <w:lvlJc w:val="left"/>
-      <w:pPr>
-        <w:ind w:left="6480" w:hanging="360"/>
-      </w:pPr>
-      <w:rPr/>
-    </w:lvl>
-  </w:abstractNum>
   <w:abstractNum w:abstractNumId="8">
-    <w:lvl w:ilvl="0">
-      <w:start w:val="1"/>
-      <w:numFmt w:val="bullet"/>
-      <w:lvlText w:val="●"/>
-      <w:lvlJc w:val="left"/>
-      <w:pPr>
-        <w:ind w:left="720" w:hanging="360"/>
-      </w:pPr>
-      <w:rPr>
-        <w:u w:val="none"/>
-      </w:rPr>
-    </w:lvl>
-    <w:lvl w:ilvl="1">
-      <w:start w:val="1"/>
-      <w:numFmt w:val="bullet"/>
-      <w:lvlText w:val="○"/>
-      <w:lvlJc w:val="left"/>
-      <w:pPr>
-        <w:ind w:left="1440" w:hanging="360"/>
-      </w:pPr>
-      <w:rPr>
-        <w:u w:val="none"/>
-      </w:rPr>
-    </w:lvl>
-    <w:lvl w:ilvl="2">
-      <w:start w:val="1"/>
-      <w:numFmt w:val="bullet"/>
-      <w:lvlText w:val="■"/>
-      <w:lvlJc w:val="left"/>
-      <w:pPr>
-        <w:ind w:left="2160" w:hanging="360"/>
-      </w:pPr>
-      <w:rPr>
-        <w:u w:val="none"/>
-      </w:rPr>
-    </w:lvl>
-    <w:lvl w:ilvl="3">
-      <w:start w:val="1"/>
-      <w:numFmt w:val="bullet"/>
-      <w:lvlText w:val="●"/>
-      <w:lvlJc w:val="left"/>
-      <w:pPr>
-        <w:ind w:left="2880" w:hanging="360"/>
-      </w:pPr>
-      <w:rPr>
-        <w:u w:val="none"/>
-      </w:rPr>
-    </w:lvl>
-    <w:lvl w:ilvl="4">
-      <w:start w:val="1"/>
-      <w:numFmt w:val="bullet"/>
-      <w:lvlText w:val="○"/>
-      <w:lvlJc w:val="left"/>
-      <w:pPr>
-        <w:ind w:left="3600" w:hanging="360"/>
-      </w:pPr>
-      <w:rPr>
-        <w:u w:val="none"/>
-      </w:rPr>
-    </w:lvl>
-    <w:lvl w:ilvl="5">
-      <w:start w:val="1"/>
-      <w:numFmt w:val="bullet"/>
-      <w:lvlText w:val="■"/>
-      <w:lvlJc w:val="left"/>
-      <w:pPr>
-        <w:ind w:left="4320" w:hanging="360"/>
-      </w:pPr>
-      <w:rPr>
-        <w:u w:val="none"/>
-      </w:rPr>
-    </w:lvl>
-    <w:lvl w:ilvl="6">
-      <w:start w:val="1"/>
-      <w:numFmt w:val="bullet"/>
-      <w:lvlText w:val="●"/>
-      <w:lvlJc w:val="left"/>
-      <w:pPr>
-        <w:ind w:left="5040" w:hanging="360"/>
-      </w:pPr>
-      <w:rPr>
-        <w:u w:val="none"/>
-      </w:rPr>
-    </w:lvl>
-    <w:lvl w:ilvl="7">
-      <w:start w:val="1"/>
-      <w:numFmt w:val="bullet"/>
-      <w:lvlText w:val="○"/>
-      <w:lvlJc w:val="left"/>
-      <w:pPr>
-        <w:ind w:left="5760" w:hanging="360"/>
-      </w:pPr>
-      <w:rPr>
-        <w:u w:val="none"/>
-      </w:rPr>
-    </w:lvl>
-    <w:lvl w:ilvl="8">
-      <w:start w:val="1"/>
-      <w:numFmt w:val="bullet"/>
-      <w:lvlText w:val="■"/>
-      <w:lvlJc w:val="left"/>
-      <w:pPr>
-        <w:ind w:left="6480" w:hanging="360"/>
-      </w:pPr>
-      <w:rPr>
-        <w:u w:val="none"/>
-      </w:rPr>
-    </w:lvl>
-  </w:abstractNum>
-  <w:abstractNum w:abstractNumId="9">
     <w:lvl w:ilvl="0">
       <w:start w:val="1"/>
       <w:numFmt w:val="bullet"/>
@@ -7071,9 +6837,6 @@
   </w:num>
   <w:num w:numId="8">
     <w:abstractNumId w:val="8"/>
-  </w:num>
-  <w:num w:numId="9">
-    <w:abstractNumId w:val="9"/>
   </w:num>
 </w:numbering>
 </file>
